--- a/ЛР1/ЛР1.docx
+++ b/ЛР1/ЛР1.docx
@@ -4,8 +4,13 @@
   <w:body>
     <w:p>
       <w:pPr>
-        <w:ind w:firstLine="709"/>
-        <w:jc w:val="both"/>
+        <w:rPr>
+          <w:rFonts w:ascii="Arial" w:hAnsi="Arial" w:cs="Arial"/>
+          <w:sz w:val="28"/>
+          <w:szCs w:val="28"/>
+        </w:rPr>
+      </w:pPr>
+      <w:r>
         <w:rPr>
           <w:rFonts w:ascii="Arial" w:hAnsi="Arial" w:cs="Arial"/>
           <w:b/>
@@ -13,7 +18,8 @@
           <w:sz w:val="28"/>
           <w:szCs w:val="28"/>
         </w:rPr>
-      </w:pPr>
+        <w:t>Лабораторная</w:t>
+      </w:r>
       <w:r>
         <w:rPr>
           <w:rFonts w:ascii="Arial" w:hAnsi="Arial" w:cs="Arial"/>
@@ -22,39 +28,18 @@
           <w:sz w:val="28"/>
           <w:szCs w:val="28"/>
         </w:rPr>
-        <w:t>Практическая работа № 1. Разработка проекта внедрения программного продукта. Управление внедрением</w:t>
+        <w:t xml:space="preserve"> работа № 1. «Разработка сценария внедрения программного продукта для рабочего места»</w:t>
       </w:r>
     </w:p>
     <w:p>
       <w:pPr>
         <w:ind w:firstLine="709"/>
         <w:jc w:val="both"/>
-        <w:rPr>
-          <w:rFonts w:ascii="Arial" w:hAnsi="Arial" w:cs="Arial"/>
-        </w:rPr>
-      </w:pPr>
-      <w:r>
         <w:rPr>
           <w:rFonts w:ascii="Arial" w:hAnsi="Arial" w:cs="Arial"/>
           <w:b/>
           <w:bCs/>
         </w:rPr>
-        <w:t>Цель работы:</w:t>
-      </w:r>
-      <w:r>
-        <w:rPr>
-          <w:rFonts w:ascii="Arial" w:hAnsi="Arial" w:cs="Arial"/>
-        </w:rPr>
-        <w:t xml:space="preserve"> научиться управлять внедрением программных продуктов.</w:t>
-      </w:r>
-    </w:p>
-    <w:p>
-      <w:pPr>
-        <w:ind w:firstLine="709"/>
-        <w:jc w:val="both"/>
-        <w:rPr>
-          <w:rFonts w:ascii="Arial" w:hAnsi="Arial" w:cs="Arial"/>
-        </w:rPr>
       </w:pPr>
       <w:r>
         <w:rPr>
@@ -62,7 +47,7 @@
           <w:b/>
           <w:bCs/>
         </w:rPr>
-        <w:t>Теоретический материал</w:t>
+        <w:t>Цель работы</w:t>
       </w:r>
     </w:p>
     <w:p>
@@ -77,92 +62,18 @@
         <w:rPr>
           <w:rFonts w:ascii="Arial" w:hAnsi="Arial" w:cs="Arial"/>
         </w:rPr>
-        <w:t>Методологии внедрения представляют собой глубоко проработанные, проверенные, многократно апробированные рабочие инструкции и шаблоны проектных документов. Такие стандарты обычно далеки от теоретических абстракций, ориентированы на особенности конкретных систем, содержат наилучший опыт.</w:t>
+        <w:t>Приобрести навыки разработки сценария внедрения программного продукта, учитывающего специфику рабочего места.</w:t>
       </w:r>
     </w:p>
     <w:p>
       <w:pPr>
         <w:ind w:firstLine="709"/>
         <w:jc w:val="both"/>
-        <w:rPr>
-          <w:rFonts w:ascii="Arial" w:hAnsi="Arial" w:cs="Arial"/>
-        </w:rPr>
-      </w:pPr>
-      <w:r>
-        <w:rPr>
-          <w:rFonts w:ascii="Arial" w:hAnsi="Arial" w:cs="Arial"/>
-        </w:rPr>
-        <w:t>Управление проектами разделяется на управление по стоимости, срокам и содержанию.</w:t>
-      </w:r>
-    </w:p>
-    <w:p>
-      <w:pPr>
-        <w:ind w:firstLine="709"/>
-        <w:jc w:val="both"/>
-        <w:rPr>
-          <w:rFonts w:ascii="Arial" w:hAnsi="Arial" w:cs="Arial"/>
-        </w:rPr>
-      </w:pPr>
-      <w:r>
         <w:rPr>
           <w:rFonts w:ascii="Arial" w:hAnsi="Arial" w:cs="Arial"/>
           <w:b/>
           <w:bCs/>
         </w:rPr>
-        <w:t>Управление сроками проекта</w:t>
-      </w:r>
-      <w:r>
-        <w:rPr>
-          <w:rFonts w:ascii="Arial" w:hAnsi="Arial" w:cs="Arial"/>
-        </w:rPr>
-        <w:t xml:space="preserve"> (</w:t>
-      </w:r>
-      <w:proofErr w:type="spellStart"/>
-      <w:r>
-        <w:rPr>
-          <w:rFonts w:ascii="Arial" w:hAnsi="Arial" w:cs="Arial"/>
-          <w:i/>
-          <w:iCs/>
-        </w:rPr>
-        <w:t>time</w:t>
-      </w:r>
-      <w:proofErr w:type="spellEnd"/>
-      <w:r>
-        <w:rPr>
-          <w:rFonts w:ascii="Arial" w:hAnsi="Arial" w:cs="Arial"/>
-          <w:i/>
-          <w:iCs/>
-        </w:rPr>
-        <w:t xml:space="preserve"> </w:t>
-      </w:r>
-      <w:proofErr w:type="spellStart"/>
-      <w:r>
-        <w:rPr>
-          <w:rFonts w:ascii="Arial" w:hAnsi="Arial" w:cs="Arial"/>
-          <w:i/>
-          <w:iCs/>
-        </w:rPr>
-        <w:t>management</w:t>
-      </w:r>
-      <w:proofErr w:type="spellEnd"/>
-      <w:r>
-        <w:rPr>
-          <w:rFonts w:ascii="Arial" w:hAnsi="Arial" w:cs="Arial"/>
-        </w:rPr>
-        <w:t>) — это процесс, используемый для обеспечения своевременного завершения проекта. Он состоит из шести процессов:</w:t>
-      </w:r>
-    </w:p>
-    <w:p>
-      <w:pPr>
-        <w:numPr>
-          <w:ilvl w:val="0"/>
-          <w:numId w:val="1"/>
-        </w:numPr>
-        <w:ind w:firstLine="709"/>
-        <w:jc w:val="both"/>
-        <w:rPr>
-          <w:rFonts w:ascii="Arial" w:hAnsi="Arial" w:cs="Arial"/>
-        </w:rPr>
       </w:pPr>
       <w:r>
         <w:rPr>
@@ -170,53 +81,96 @@
           <w:b/>
           <w:bCs/>
         </w:rPr>
-        <w:t>Определение состава операций</w:t>
-      </w:r>
-      <w:r>
-        <w:rPr>
-          <w:rFonts w:ascii="Arial" w:hAnsi="Arial" w:cs="Arial"/>
-        </w:rPr>
-        <w:t xml:space="preserve"> — процесс определения конкретных плановых операций, которые необходимо выполнить для внедрения ИС.</w:t>
+        <w:t>Необходимое оборудование и ПО</w:t>
       </w:r>
     </w:p>
     <w:p>
       <w:pPr>
         <w:numPr>
           <w:ilvl w:val="0"/>
-          <w:numId w:val="1"/>
-        </w:numPr>
+          <w:numId w:val="9"/>
+        </w:numPr>
+        <w:jc w:val="both"/>
+        <w:rPr>
+          <w:rFonts w:ascii="Arial" w:hAnsi="Arial" w:cs="Arial"/>
+        </w:rPr>
+      </w:pPr>
+      <w:r>
+        <w:rPr>
+          <w:rFonts w:ascii="Arial" w:hAnsi="Arial" w:cs="Arial"/>
+        </w:rPr>
+        <w:t>персональный компьютер;</w:t>
+      </w:r>
+    </w:p>
+    <w:p>
+      <w:pPr>
+        <w:numPr>
+          <w:ilvl w:val="0"/>
+          <w:numId w:val="9"/>
+        </w:numPr>
+        <w:jc w:val="both"/>
+        <w:rPr>
+          <w:rFonts w:ascii="Arial" w:hAnsi="Arial" w:cs="Arial"/>
+        </w:rPr>
+      </w:pPr>
+      <w:r>
+        <w:rPr>
+          <w:rFonts w:ascii="Arial" w:hAnsi="Arial" w:cs="Arial"/>
+        </w:rPr>
+        <w:t>операционная система Windows;</w:t>
+      </w:r>
+    </w:p>
+    <w:p>
+      <w:pPr>
+        <w:numPr>
+          <w:ilvl w:val="0"/>
+          <w:numId w:val="9"/>
+        </w:numPr>
+        <w:jc w:val="both"/>
+        <w:rPr>
+          <w:rFonts w:ascii="Arial" w:hAnsi="Arial" w:cs="Arial"/>
+        </w:rPr>
+      </w:pPr>
+      <w:r>
+        <w:rPr>
+          <w:rFonts w:ascii="Arial" w:hAnsi="Arial" w:cs="Arial"/>
+        </w:rPr>
+        <w:t>текстовый процессор MS Word;</w:t>
+      </w:r>
+    </w:p>
+    <w:p>
+      <w:pPr>
+        <w:numPr>
+          <w:ilvl w:val="0"/>
+          <w:numId w:val="9"/>
+        </w:numPr>
+        <w:jc w:val="both"/>
+        <w:rPr>
+          <w:rFonts w:ascii="Arial" w:hAnsi="Arial" w:cs="Arial"/>
+        </w:rPr>
+      </w:pPr>
+      <w:r>
+        <w:rPr>
+          <w:rFonts w:ascii="Arial" w:hAnsi="Arial" w:cs="Arial"/>
+        </w:rPr>
+        <w:t>методические рекомендации</w:t>
+      </w:r>
+      <w:r>
+        <w:rPr>
+          <w:rFonts w:ascii="Arial" w:hAnsi="Arial" w:cs="Arial"/>
+        </w:rPr>
+        <w:t xml:space="preserve"> и теоретические материалы.</w:t>
+      </w:r>
+    </w:p>
+    <w:p>
+      <w:pPr>
         <w:ind w:firstLine="709"/>
         <w:jc w:val="both"/>
-        <w:rPr>
-          <w:rFonts w:ascii="Arial" w:hAnsi="Arial" w:cs="Arial"/>
-        </w:rPr>
-      </w:pPr>
-      <w:r>
         <w:rPr>
           <w:rFonts w:ascii="Arial" w:hAnsi="Arial" w:cs="Arial"/>
           <w:b/>
           <w:bCs/>
         </w:rPr>
-        <w:t>Определение взаимосвязей операций</w:t>
-      </w:r>
-      <w:r>
-        <w:rPr>
-          <w:rFonts w:ascii="Arial" w:hAnsi="Arial" w:cs="Arial"/>
-        </w:rPr>
-        <w:t xml:space="preserve"> — процесс выявления и документирования последовательности выполнения плановых операций.</w:t>
-      </w:r>
-    </w:p>
-    <w:p>
-      <w:pPr>
-        <w:numPr>
-          <w:ilvl w:val="0"/>
-          <w:numId w:val="1"/>
-        </w:numPr>
-        <w:ind w:firstLine="709"/>
-        <w:jc w:val="both"/>
-        <w:rPr>
-          <w:rFonts w:ascii="Arial" w:hAnsi="Arial" w:cs="Arial"/>
-        </w:rPr>
       </w:pPr>
       <w:r>
         <w:rPr>
@@ -224,21 +178,11 @@
           <w:b/>
           <w:bCs/>
         </w:rPr>
-        <w:t>Определение ресурсов операции</w:t>
-      </w:r>
-      <w:r>
-        <w:rPr>
-          <w:rFonts w:ascii="Arial" w:hAnsi="Arial" w:cs="Arial"/>
-        </w:rPr>
-        <w:t xml:space="preserve"> — процесс определения необходимых для выполнения каждой плановой операции ресурсов и их количества.</w:t>
-      </w:r>
-    </w:p>
-    <w:p>
-      <w:pPr>
-        <w:numPr>
-          <w:ilvl w:val="0"/>
-          <w:numId w:val="1"/>
-        </w:numPr>
+        <w:t>Теоретические сведения</w:t>
+      </w:r>
+    </w:p>
+    <w:p>
+      <w:pPr>
         <w:ind w:firstLine="709"/>
         <w:jc w:val="both"/>
         <w:rPr>
@@ -251,53 +195,154 @@
           <w:b/>
           <w:bCs/>
         </w:rPr>
-        <w:t>Определение длительности операций</w:t>
-      </w:r>
-      <w:r>
-        <w:rPr>
-          <w:rFonts w:ascii="Arial" w:hAnsi="Arial" w:cs="Arial"/>
-        </w:rPr>
-        <w:t xml:space="preserve"> — процесс определения продолжительности выполнения каждой плановой операции.</w:t>
+        <w:t>Сценарий внедрения</w:t>
+      </w:r>
+      <w:r>
+        <w:rPr>
+          <w:rFonts w:ascii="Arial" w:hAnsi="Arial" w:cs="Arial"/>
+        </w:rPr>
+        <w:t> — сводка задач по установке и настройке программного продукта. Он определяет порядок действий, ресурсы и условия для успешного развёртывания ПО на рабочем месте.</w:t>
+      </w:r>
+    </w:p>
+    <w:p>
+      <w:pPr>
+        <w:ind w:firstLine="709"/>
+        <w:jc w:val="both"/>
+        <w:rPr>
+          <w:rFonts w:ascii="Arial" w:hAnsi="Arial" w:cs="Arial"/>
+        </w:rPr>
+      </w:pPr>
+      <w:r>
+        <w:rPr>
+          <w:rFonts w:ascii="Arial" w:hAnsi="Arial" w:cs="Arial"/>
+        </w:rPr>
+        <w:t>Ключевые факторы, влияющие на сценарий:</w:t>
       </w:r>
     </w:p>
     <w:p>
       <w:pPr>
         <w:numPr>
           <w:ilvl w:val="0"/>
-          <w:numId w:val="1"/>
-        </w:numPr>
+          <w:numId w:val="10"/>
+        </w:numPr>
+        <w:jc w:val="both"/>
+        <w:rPr>
+          <w:rFonts w:ascii="Arial" w:hAnsi="Arial" w:cs="Arial"/>
+        </w:rPr>
+      </w:pPr>
+      <w:r>
+        <w:rPr>
+          <w:rFonts w:ascii="Arial" w:hAnsi="Arial" w:cs="Arial"/>
+        </w:rPr>
+        <w:t>готовность персонала к освоению нового ПО;</w:t>
+      </w:r>
+    </w:p>
+    <w:p>
+      <w:pPr>
+        <w:numPr>
+          <w:ilvl w:val="0"/>
+          <w:numId w:val="10"/>
+        </w:numPr>
+        <w:jc w:val="both"/>
+        <w:rPr>
+          <w:rFonts w:ascii="Arial" w:hAnsi="Arial" w:cs="Arial"/>
+        </w:rPr>
+      </w:pPr>
+      <w:r>
+        <w:rPr>
+          <w:rFonts w:ascii="Arial" w:hAnsi="Arial" w:cs="Arial"/>
+        </w:rPr>
+        <w:t>наличие требуемого аппаратного обеспечения;</w:t>
+      </w:r>
+    </w:p>
+    <w:p>
+      <w:pPr>
+        <w:numPr>
+          <w:ilvl w:val="0"/>
+          <w:numId w:val="10"/>
+        </w:numPr>
+        <w:jc w:val="both"/>
+        <w:rPr>
+          <w:rFonts w:ascii="Arial" w:hAnsi="Arial" w:cs="Arial"/>
+        </w:rPr>
+      </w:pPr>
+      <w:r>
+        <w:rPr>
+          <w:rFonts w:ascii="Arial" w:hAnsi="Arial" w:cs="Arial"/>
+        </w:rPr>
+        <w:t>особенности бизнес</w:t>
+      </w:r>
+      <w:r>
+        <w:rPr>
+          <w:rFonts w:ascii="Arial" w:hAnsi="Arial" w:cs="Arial"/>
+        </w:rPr>
+        <w:noBreakHyphen/>
+        <w:t>процессов;</w:t>
+      </w:r>
+    </w:p>
+    <w:p>
+      <w:pPr>
+        <w:numPr>
+          <w:ilvl w:val="0"/>
+          <w:numId w:val="10"/>
+        </w:numPr>
+        <w:jc w:val="both"/>
+        <w:rPr>
+          <w:rFonts w:ascii="Arial" w:hAnsi="Arial" w:cs="Arial"/>
+        </w:rPr>
+      </w:pPr>
+      <w:r>
+        <w:rPr>
+          <w:rFonts w:ascii="Arial" w:hAnsi="Arial" w:cs="Arial"/>
+        </w:rPr>
+        <w:t>масштаб внедрения;</w:t>
+      </w:r>
+    </w:p>
+    <w:p>
+      <w:pPr>
+        <w:numPr>
+          <w:ilvl w:val="0"/>
+          <w:numId w:val="10"/>
+        </w:numPr>
+        <w:jc w:val="both"/>
+        <w:rPr>
+          <w:rFonts w:ascii="Arial" w:hAnsi="Arial" w:cs="Arial"/>
+        </w:rPr>
+      </w:pPr>
+      <w:r>
+        <w:rPr>
+          <w:rFonts w:ascii="Arial" w:hAnsi="Arial" w:cs="Arial"/>
+        </w:rPr>
+        <w:t>состояние и резервные копии баз данных;</w:t>
+      </w:r>
+    </w:p>
+    <w:p>
+      <w:pPr>
+        <w:numPr>
+          <w:ilvl w:val="0"/>
+          <w:numId w:val="10"/>
+        </w:numPr>
+        <w:jc w:val="both"/>
+        <w:rPr>
+          <w:rFonts w:ascii="Arial" w:hAnsi="Arial" w:cs="Arial"/>
+        </w:rPr>
+      </w:pPr>
+      <w:r>
+        <w:rPr>
+          <w:rFonts w:ascii="Arial" w:hAnsi="Arial" w:cs="Arial"/>
+        </w:rPr>
+        <w:t>доступность каналов связи.</w:t>
+      </w:r>
+    </w:p>
+    <w:p>
+      <w:pPr>
         <w:ind w:firstLine="709"/>
         <w:jc w:val="both"/>
-        <w:rPr>
-          <w:rFonts w:ascii="Arial" w:hAnsi="Arial" w:cs="Arial"/>
-        </w:rPr>
-      </w:pPr>
-      <w:r>
         <w:rPr>
           <w:rFonts w:ascii="Arial" w:hAnsi="Arial" w:cs="Arial"/>
           <w:b/>
           <w:bCs/>
         </w:rPr>
-        <w:t>Разработка расписания</w:t>
-      </w:r>
-      <w:r>
-        <w:rPr>
-          <w:rFonts w:ascii="Arial" w:hAnsi="Arial" w:cs="Arial"/>
-        </w:rPr>
-        <w:t xml:space="preserve"> — процесс составления расписания проекта с учётом последовательностей операций, их длительности, требований к ресурсам и ограничений на сроки выполнения проекта в целом.</w:t>
-      </w:r>
-    </w:p>
-    <w:p>
-      <w:pPr>
-        <w:numPr>
-          <w:ilvl w:val="0"/>
-          <w:numId w:val="1"/>
-        </w:numPr>
-        <w:ind w:firstLine="709"/>
-        <w:jc w:val="both"/>
-        <w:rPr>
-          <w:rFonts w:ascii="Arial" w:hAnsi="Arial" w:cs="Arial"/>
-        </w:rPr>
       </w:pPr>
       <w:r>
         <w:rPr>
@@ -305,90 +350,15 @@
           <w:b/>
           <w:bCs/>
         </w:rPr>
-        <w:t>Управление расписанием</w:t>
-      </w:r>
-      <w:r>
-        <w:rPr>
-          <w:rFonts w:ascii="Arial" w:hAnsi="Arial" w:cs="Arial"/>
-        </w:rPr>
-        <w:t xml:space="preserve"> — процесс управления изменениями расписания проекта.</w:t>
-      </w:r>
-    </w:p>
-    <w:p>
-      <w:pPr>
-        <w:ind w:firstLine="709"/>
-        <w:jc w:val="both"/>
-        <w:rPr>
-          <w:rFonts w:ascii="Arial" w:hAnsi="Arial" w:cs="Arial"/>
-        </w:rPr>
-      </w:pPr>
-      <w:r>
-        <w:rPr>
-          <w:rFonts w:ascii="Arial" w:hAnsi="Arial" w:cs="Arial"/>
-        </w:rPr>
-        <w:t>Проект считается успешным, если он:</w:t>
+        <w:t>Ход работы</w:t>
       </w:r>
     </w:p>
     <w:p>
       <w:pPr>
         <w:numPr>
           <w:ilvl w:val="0"/>
-          <w:numId w:val="2"/>
-        </w:numPr>
-        <w:ind w:firstLine="709"/>
-        <w:jc w:val="both"/>
-        <w:rPr>
-          <w:rFonts w:ascii="Arial" w:hAnsi="Arial" w:cs="Arial"/>
-        </w:rPr>
-      </w:pPr>
-      <w:r>
-        <w:rPr>
-          <w:rFonts w:ascii="Arial" w:hAnsi="Arial" w:cs="Arial"/>
-        </w:rPr>
-        <w:t>завершён в установленные сроки;</w:t>
-      </w:r>
-    </w:p>
-    <w:p>
-      <w:pPr>
-        <w:numPr>
-          <w:ilvl w:val="0"/>
-          <w:numId w:val="2"/>
-        </w:numPr>
-        <w:ind w:firstLine="709"/>
-        <w:jc w:val="both"/>
-        <w:rPr>
-          <w:rFonts w:ascii="Arial" w:hAnsi="Arial" w:cs="Arial"/>
-        </w:rPr>
-      </w:pPr>
-      <w:r>
-        <w:rPr>
-          <w:rFonts w:ascii="Arial" w:hAnsi="Arial" w:cs="Arial"/>
-        </w:rPr>
-        <w:t>выполнен в рамках бюджета;</w:t>
-      </w:r>
-    </w:p>
-    <w:p>
-      <w:pPr>
-        <w:numPr>
-          <w:ilvl w:val="0"/>
-          <w:numId w:val="2"/>
-        </w:numPr>
-        <w:ind w:firstLine="709"/>
-        <w:jc w:val="both"/>
-        <w:rPr>
-          <w:rFonts w:ascii="Arial" w:hAnsi="Arial" w:cs="Arial"/>
-        </w:rPr>
-      </w:pPr>
-      <w:r>
-        <w:rPr>
-          <w:rFonts w:ascii="Arial" w:hAnsi="Arial" w:cs="Arial"/>
-        </w:rPr>
-        <w:t>соответствует ожиданиям заказчика.</w:t>
-      </w:r>
-    </w:p>
-    <w:p>
-      <w:pPr>
-        <w:ind w:firstLine="709"/>
+          <w:numId w:val="11"/>
+        </w:numPr>
         <w:jc w:val="both"/>
         <w:rPr>
           <w:rFonts w:ascii="Arial" w:hAnsi="Arial" w:cs="Arial"/>
@@ -400,37 +370,69 @@
           <w:b/>
           <w:bCs/>
         </w:rPr>
-        <w:t>Управление стоимостью проекта</w:t>
-      </w:r>
-      <w:r>
-        <w:rPr>
-          <w:rFonts w:ascii="Arial" w:hAnsi="Arial" w:cs="Arial"/>
-        </w:rPr>
-        <w:t xml:space="preserve"> объединяет процессы, выполняемые в ходе планирования, разработки бюджета и контролирования затрат и обеспечивающие завершение проекта в рамках утверждённого бюджета.</w:t>
-      </w:r>
-    </w:p>
-    <w:p>
-      <w:pPr>
-        <w:ind w:firstLine="709"/>
-        <w:jc w:val="both"/>
-        <w:rPr>
-          <w:rFonts w:ascii="Arial" w:hAnsi="Arial" w:cs="Arial"/>
-        </w:rPr>
-      </w:pPr>
-      <w:r>
-        <w:rPr>
-          <w:rFonts w:ascii="Arial" w:hAnsi="Arial" w:cs="Arial"/>
-        </w:rPr>
-        <w:t>К процессам управления стоимостью относятся:</w:t>
+        <w:t>Получите задание от преподавателя</w:t>
+      </w:r>
+    </w:p>
+    <w:p>
+      <w:pPr>
+        <w:numPr>
+          <w:ilvl w:val="1"/>
+          <w:numId w:val="11"/>
+        </w:numPr>
+        <w:jc w:val="both"/>
+        <w:rPr>
+          <w:rFonts w:ascii="Arial" w:hAnsi="Arial" w:cs="Arial"/>
+        </w:rPr>
+      </w:pPr>
+      <w:r>
+        <w:rPr>
+          <w:rFonts w:ascii="Arial" w:hAnsi="Arial" w:cs="Arial"/>
+        </w:rPr>
+        <w:t>уточните название программного продукта;</w:t>
+      </w:r>
+    </w:p>
+    <w:p>
+      <w:pPr>
+        <w:numPr>
+          <w:ilvl w:val="1"/>
+          <w:numId w:val="11"/>
+        </w:numPr>
+        <w:jc w:val="both"/>
+        <w:rPr>
+          <w:rFonts w:ascii="Arial" w:hAnsi="Arial" w:cs="Arial"/>
+        </w:rPr>
+      </w:pPr>
+      <w:r>
+        <w:rPr>
+          <w:rFonts w:ascii="Arial" w:hAnsi="Arial" w:cs="Arial"/>
+        </w:rPr>
+        <w:t>определите предметную область (например, бухгалтерия, кадровый учёт, складская логистика);</w:t>
+      </w:r>
+    </w:p>
+    <w:p>
+      <w:pPr>
+        <w:numPr>
+          <w:ilvl w:val="1"/>
+          <w:numId w:val="11"/>
+        </w:numPr>
+        <w:jc w:val="both"/>
+        <w:rPr>
+          <w:rFonts w:ascii="Arial" w:hAnsi="Arial" w:cs="Arial"/>
+        </w:rPr>
+      </w:pPr>
+      <w:r>
+        <w:rPr>
+          <w:rFonts w:ascii="Arial" w:hAnsi="Arial" w:cs="Arial"/>
+        </w:rPr>
+        <w:t>зафиксируйте целевое рабочее место (должность пользователя, его задачи).</w:t>
       </w:r>
     </w:p>
     <w:p>
       <w:pPr>
         <w:numPr>
           <w:ilvl w:val="0"/>
-          <w:numId w:val="3"/>
-        </w:numPr>
-        <w:ind w:firstLine="709"/>
+          <w:numId w:val="11"/>
+        </w:numPr>
         <w:jc w:val="both"/>
         <w:rPr>
           <w:rFonts w:ascii="Arial" w:hAnsi="Arial" w:cs="Arial"/>
@@ -442,23 +444,22 @@
           <w:b/>
           <w:bCs/>
         </w:rPr>
-        <w:lastRenderedPageBreak/>
-        <w:t>Стоимостная оценка</w:t>
-      </w:r>
-      <w:r>
-        <w:rPr>
-          <w:rFonts w:ascii="Arial" w:hAnsi="Arial" w:cs="Arial"/>
-        </w:rPr>
-        <w:t xml:space="preserve"> — определение примерной стоимости ресурсов, необходимых для выполнения операций проекта.</w:t>
-      </w:r>
-    </w:p>
-    <w:p>
-      <w:pPr>
-        <w:numPr>
-          <w:ilvl w:val="0"/>
-          <w:numId w:val="3"/>
-        </w:numPr>
-        <w:ind w:firstLine="709"/>
+        <w:t>Изучите возможные типы сценариев внедрения</w:t>
+      </w:r>
+      <w:r>
+        <w:rPr>
+          <w:rFonts w:ascii="Arial" w:hAnsi="Arial" w:cs="Arial"/>
+        </w:rPr>
+        <w:br/>
+        <w:t>Примеры базовых сценариев:</w:t>
+      </w:r>
+    </w:p>
+    <w:p>
+      <w:pPr>
+        <w:numPr>
+          <w:ilvl w:val="1"/>
+          <w:numId w:val="11"/>
+        </w:numPr>
         <w:jc w:val="both"/>
         <w:rPr>
           <w:rFonts w:ascii="Arial" w:hAnsi="Arial" w:cs="Arial"/>
@@ -470,22 +471,21 @@
           <w:b/>
           <w:bCs/>
         </w:rPr>
-        <w:t>Разработка бюджета расходов</w:t>
-      </w:r>
-      <w:r>
-        <w:rPr>
-          <w:rFonts w:ascii="Arial" w:hAnsi="Arial" w:cs="Arial"/>
-        </w:rPr>
-        <w:t xml:space="preserve"> — суммирование оценок стоимости отдельных операций или пакетов работ с целью формирования базового плана по стоимости.</w:t>
-      </w:r>
-    </w:p>
-    <w:p>
-      <w:pPr>
-        <w:numPr>
-          <w:ilvl w:val="0"/>
-          <w:numId w:val="3"/>
-        </w:numPr>
-        <w:ind w:firstLine="709"/>
+        <w:t>Автоматическое конфигурирование промежуточного ПО</w:t>
+      </w:r>
+      <w:r>
+        <w:rPr>
+          <w:rFonts w:ascii="Arial" w:hAnsi="Arial" w:cs="Arial"/>
+        </w:rPr>
+        <w:t> — полная автоматизация установки и настройки.</w:t>
+      </w:r>
+    </w:p>
+    <w:p>
+      <w:pPr>
+        <w:numPr>
+          <w:ilvl w:val="1"/>
+          <w:numId w:val="11"/>
+        </w:numPr>
         <w:jc w:val="both"/>
         <w:rPr>
           <w:rFonts w:ascii="Arial" w:hAnsi="Arial" w:cs="Arial"/>
@@ -497,18 +497,22 @@
           <w:b/>
           <w:bCs/>
         </w:rPr>
-        <w:t>Управление стоимостью</w:t>
-      </w:r>
-      <w:r>
-        <w:rPr>
-          <w:rFonts w:ascii="Arial" w:hAnsi="Arial" w:cs="Arial"/>
-        </w:rPr>
-        <w:t xml:space="preserve"> — воздействие на факторы, вызывающие отклонения по стоимости, и управление изменениями бюджета проекта.</w:t>
-      </w:r>
-    </w:p>
-    <w:p>
-      <w:pPr>
-        <w:ind w:firstLine="709"/>
+        <w:lastRenderedPageBreak/>
+        <w:t>Автоматическое внедрение с существующим ПО</w:t>
+      </w:r>
+      <w:r>
+        <w:rPr>
+          <w:rFonts w:ascii="Arial" w:hAnsi="Arial" w:cs="Arial"/>
+        </w:rPr>
+        <w:t> — использование уже установленных компонентов (например, базы данных).</w:t>
+      </w:r>
+    </w:p>
+    <w:p>
+      <w:pPr>
+        <w:numPr>
+          <w:ilvl w:val="1"/>
+          <w:numId w:val="11"/>
+        </w:numPr>
         <w:jc w:val="both"/>
         <w:rPr>
           <w:rFonts w:ascii="Arial" w:hAnsi="Arial" w:cs="Arial"/>
@@ -520,192 +524,21 @@
           <w:b/>
           <w:bCs/>
         </w:rPr>
-        <w:t>Управление рисками</w:t>
-      </w:r>
-      <w:r>
-        <w:rPr>
-          <w:rFonts w:ascii="Arial" w:hAnsi="Arial" w:cs="Arial"/>
-        </w:rPr>
-        <w:t xml:space="preserve"> тесно связано с общим жизненным циклом проекта.</w:t>
-      </w:r>
-    </w:p>
-    <w:p>
-      <w:pPr>
-        <w:ind w:firstLine="709"/>
-        <w:jc w:val="both"/>
-        <w:rPr>
-          <w:rFonts w:ascii="Arial" w:hAnsi="Arial" w:cs="Arial"/>
-        </w:rPr>
-      </w:pPr>
-      <w:r>
-        <w:rPr>
-          <w:rFonts w:ascii="Arial" w:hAnsi="Arial" w:cs="Arial"/>
-        </w:rPr>
-        <w:t>На ранних этапах преобладают риски, связанные с:</w:t>
-      </w:r>
-    </w:p>
-    <w:p>
-      <w:pPr>
-        <w:numPr>
-          <w:ilvl w:val="0"/>
-          <w:numId w:val="4"/>
-        </w:numPr>
-        <w:ind w:firstLine="709"/>
-        <w:jc w:val="both"/>
-        <w:rPr>
-          <w:rFonts w:ascii="Arial" w:hAnsi="Arial" w:cs="Arial"/>
-        </w:rPr>
-      </w:pPr>
-      <w:r>
-        <w:rPr>
-          <w:rFonts w:ascii="Arial" w:hAnsi="Arial" w:cs="Arial"/>
-        </w:rPr>
-        <w:t>бизнесом;</w:t>
-      </w:r>
-    </w:p>
-    <w:p>
-      <w:pPr>
-        <w:numPr>
-          <w:ilvl w:val="0"/>
-          <w:numId w:val="4"/>
-        </w:numPr>
-        <w:ind w:firstLine="709"/>
-        <w:jc w:val="both"/>
-        <w:rPr>
-          <w:rFonts w:ascii="Arial" w:hAnsi="Arial" w:cs="Arial"/>
-        </w:rPr>
-      </w:pPr>
-      <w:r>
-        <w:rPr>
-          <w:rFonts w:ascii="Arial" w:hAnsi="Arial" w:cs="Arial"/>
-        </w:rPr>
-        <w:t>рамками проекта;</w:t>
-      </w:r>
-    </w:p>
-    <w:p>
-      <w:pPr>
-        <w:numPr>
-          <w:ilvl w:val="0"/>
-          <w:numId w:val="4"/>
-        </w:numPr>
-        <w:ind w:firstLine="709"/>
-        <w:jc w:val="both"/>
-        <w:rPr>
-          <w:rFonts w:ascii="Arial" w:hAnsi="Arial" w:cs="Arial"/>
-        </w:rPr>
-      </w:pPr>
-      <w:r>
-        <w:rPr>
-          <w:rFonts w:ascii="Arial" w:hAnsi="Arial" w:cs="Arial"/>
-        </w:rPr>
-        <w:t>требованиями к конечному продукту;</w:t>
-      </w:r>
-    </w:p>
-    <w:p>
-      <w:pPr>
-        <w:numPr>
-          <w:ilvl w:val="0"/>
-          <w:numId w:val="4"/>
-        </w:numPr>
-        <w:ind w:firstLine="709"/>
-        <w:jc w:val="both"/>
-        <w:rPr>
-          <w:rFonts w:ascii="Arial" w:hAnsi="Arial" w:cs="Arial"/>
-        </w:rPr>
-      </w:pPr>
-      <w:r>
-        <w:rPr>
-          <w:rFonts w:ascii="Arial" w:hAnsi="Arial" w:cs="Arial"/>
-        </w:rPr>
-        <w:t>проектированием этого продукта.</w:t>
-      </w:r>
-    </w:p>
-    <w:p>
-      <w:pPr>
-        <w:ind w:firstLine="709"/>
-        <w:jc w:val="both"/>
-        <w:rPr>
-          <w:rFonts w:ascii="Arial" w:hAnsi="Arial" w:cs="Arial"/>
-        </w:rPr>
-      </w:pPr>
-      <w:r>
-        <w:rPr>
-          <w:rFonts w:ascii="Arial" w:hAnsi="Arial" w:cs="Arial"/>
-        </w:rPr>
-        <w:t>На стадии реализации доминируют технологические риски. Далее возрастает роль рисков, связанных с поддержкой и сопровождением системы.</w:t>
-      </w:r>
-    </w:p>
-    <w:p>
-      <w:pPr>
-        <w:ind w:firstLine="709"/>
-        <w:jc w:val="both"/>
-        <w:rPr>
-          <w:rFonts w:ascii="Arial" w:hAnsi="Arial" w:cs="Arial"/>
-        </w:rPr>
-      </w:pPr>
-      <w:r>
-        <w:rPr>
-          <w:rFonts w:ascii="Arial" w:hAnsi="Arial" w:cs="Arial"/>
-        </w:rPr>
-        <w:t>На протяжении всего жизненного цикла проекта возникают новые риски, что требует проведения дополнительных операций анализа и планирования.</w:t>
-      </w:r>
-    </w:p>
-    <w:p>
-      <w:pPr>
-        <w:ind w:firstLine="709"/>
-        <w:jc w:val="both"/>
-        <w:rPr>
-          <w:rFonts w:ascii="Arial" w:hAnsi="Arial" w:cs="Arial"/>
-        </w:rPr>
-      </w:pPr>
-      <w:r>
-        <w:rPr>
-          <w:rFonts w:ascii="Arial" w:hAnsi="Arial" w:cs="Arial"/>
-        </w:rPr>
-        <w:t>Целью управления рисками проекта является:</w:t>
-      </w:r>
-    </w:p>
-    <w:p>
-      <w:pPr>
-        <w:numPr>
-          <w:ilvl w:val="0"/>
-          <w:numId w:val="5"/>
-        </w:numPr>
-        <w:ind w:firstLine="709"/>
-        <w:jc w:val="both"/>
-        <w:rPr>
-          <w:rFonts w:ascii="Arial" w:hAnsi="Arial" w:cs="Arial"/>
-        </w:rPr>
-      </w:pPr>
-      <w:r>
-        <w:rPr>
-          <w:rFonts w:ascii="Arial" w:hAnsi="Arial" w:cs="Arial"/>
-        </w:rPr>
-        <w:t>повышение вероятности реализации и значимости позитивных событий;</w:t>
-      </w:r>
-    </w:p>
-    <w:p>
-      <w:pPr>
-        <w:numPr>
-          <w:ilvl w:val="0"/>
-          <w:numId w:val="5"/>
-        </w:numPr>
-        <w:ind w:firstLine="709"/>
-        <w:jc w:val="both"/>
-        <w:rPr>
-          <w:rFonts w:ascii="Arial" w:hAnsi="Arial" w:cs="Arial"/>
-        </w:rPr>
-      </w:pPr>
-      <w:r>
-        <w:rPr>
-          <w:rFonts w:ascii="Arial" w:hAnsi="Arial" w:cs="Arial"/>
-        </w:rPr>
-        <w:t>снижение вероятности реализации событий, негативных для целей проекта.</w:t>
-      </w:r>
-    </w:p>
-    <w:p>
-      <w:pPr>
-        <w:ind w:firstLine="709"/>
+        <w:t>Ручное внедрение с существующим ПО</w:t>
+      </w:r>
+      <w:r>
+        <w:rPr>
+          <w:rFonts w:ascii="Arial" w:hAnsi="Arial" w:cs="Arial"/>
+        </w:rPr>
+        <w:t> — ручная настройка на базе имеющихся ресурсов.</w:t>
+      </w:r>
+    </w:p>
+    <w:p>
+      <w:pPr>
+        <w:numPr>
+          <w:ilvl w:val="1"/>
+          <w:numId w:val="11"/>
+        </w:numPr>
         <w:jc w:val="both"/>
         <w:rPr>
           <w:rFonts w:ascii="Arial" w:hAnsi="Arial" w:cs="Arial"/>
@@ -717,44 +550,39 @@
           <w:b/>
           <w:bCs/>
         </w:rPr>
-        <w:t>Ход работы</w:t>
-      </w:r>
-    </w:p>
-    <w:p>
-      <w:pPr>
-        <w:ind w:firstLine="709"/>
-        <w:jc w:val="both"/>
-        <w:rPr>
-          <w:rFonts w:ascii="Arial" w:hAnsi="Arial" w:cs="Arial"/>
-        </w:rPr>
-      </w:pPr>
-      <w:r>
-        <w:rPr>
-          <w:rFonts w:ascii="Arial" w:hAnsi="Arial" w:cs="Arial"/>
-        </w:rPr>
-        <w:t>Для выполнения практической работы вам понадобится вспомнить основные управляющие внедрением функции в команде.</w:t>
-      </w:r>
-    </w:p>
-    <w:p>
-      <w:pPr>
+        <w:t xml:space="preserve">Автоматическое внедрение в </w:t>
+      </w:r>
+      <w:proofErr w:type="spellStart"/>
+      <w:r>
         <w:rPr>
           <w:rFonts w:ascii="Arial" w:hAnsi="Arial" w:cs="Arial"/>
           <w:b/>
           <w:bCs/>
         </w:rPr>
-      </w:pPr>
+        <w:t>кластеризованной</w:t>
+      </w:r>
+      <w:proofErr w:type="spellEnd"/>
       <w:r>
         <w:rPr>
           <w:rFonts w:ascii="Arial" w:hAnsi="Arial" w:cs="Arial"/>
           <w:b/>
           <w:bCs/>
         </w:rPr>
-        <w:br w:type="page"/>
-      </w:r>
-    </w:p>
-    <w:p>
-      <w:pPr>
-        <w:ind w:firstLine="709"/>
+        <w:t xml:space="preserve"> среде</w:t>
+      </w:r>
+      <w:r>
+        <w:rPr>
+          <w:rFonts w:ascii="Arial" w:hAnsi="Arial" w:cs="Arial"/>
+        </w:rPr>
+        <w:t> — развёртывание в распределённой инфраструктуре.</w:t>
+      </w:r>
+    </w:p>
+    <w:p>
+      <w:pPr>
+        <w:numPr>
+          <w:ilvl w:val="0"/>
+          <w:numId w:val="11"/>
+        </w:numPr>
         <w:jc w:val="both"/>
         <w:rPr>
           <w:rFonts w:ascii="Arial" w:hAnsi="Arial" w:cs="Arial"/>
@@ -766,89 +594,94 @@
           <w:b/>
           <w:bCs/>
         </w:rPr>
-        <w:lastRenderedPageBreak/>
-        <w:t>Задание:</w:t>
+        <w:t>Выберите оптимальный сценарий для вашего задания</w:t>
+      </w:r>
+      <w:r>
+        <w:rPr>
+          <w:rFonts w:ascii="Arial" w:hAnsi="Arial" w:cs="Arial"/>
+        </w:rPr>
+        <w:br/>
+        <w:t>Обоснуйте выбор, учитывая:</w:t>
+      </w:r>
+    </w:p>
+    <w:p>
+      <w:pPr>
+        <w:numPr>
+          <w:ilvl w:val="1"/>
+          <w:numId w:val="11"/>
+        </w:numPr>
+        <w:jc w:val="both"/>
+        <w:rPr>
+          <w:rFonts w:ascii="Arial" w:hAnsi="Arial" w:cs="Arial"/>
+        </w:rPr>
+      </w:pPr>
+      <w:r>
+        <w:rPr>
+          <w:rFonts w:ascii="Arial" w:hAnsi="Arial" w:cs="Arial"/>
+        </w:rPr>
+        <w:t>требования к безопасности и доступности данных;</w:t>
+      </w:r>
+    </w:p>
+    <w:p>
+      <w:pPr>
+        <w:numPr>
+          <w:ilvl w:val="1"/>
+          <w:numId w:val="11"/>
+        </w:numPr>
+        <w:jc w:val="both"/>
+        <w:rPr>
+          <w:rFonts w:ascii="Arial" w:hAnsi="Arial" w:cs="Arial"/>
+        </w:rPr>
+      </w:pPr>
+      <w:r>
+        <w:rPr>
+          <w:rFonts w:ascii="Arial" w:hAnsi="Arial" w:cs="Arial"/>
+        </w:rPr>
+        <w:t>совместимость с текущим ПО и оборудованием;</w:t>
+      </w:r>
+    </w:p>
+    <w:p>
+      <w:pPr>
+        <w:numPr>
+          <w:ilvl w:val="1"/>
+          <w:numId w:val="11"/>
+        </w:numPr>
+        <w:jc w:val="both"/>
+        <w:rPr>
+          <w:rFonts w:ascii="Arial" w:hAnsi="Arial" w:cs="Arial"/>
+        </w:rPr>
+      </w:pPr>
+      <w:r>
+        <w:rPr>
+          <w:rFonts w:ascii="Arial" w:hAnsi="Arial" w:cs="Arial"/>
+        </w:rPr>
+        <w:t>сроки внедрения;</w:t>
+      </w:r>
+    </w:p>
+    <w:p>
+      <w:pPr>
+        <w:numPr>
+          <w:ilvl w:val="1"/>
+          <w:numId w:val="11"/>
+        </w:numPr>
+        <w:jc w:val="both"/>
+        <w:rPr>
+          <w:rFonts w:ascii="Arial" w:hAnsi="Arial" w:cs="Arial"/>
+        </w:rPr>
+      </w:pPr>
+      <w:r>
+        <w:rPr>
+          <w:rFonts w:ascii="Arial" w:hAnsi="Arial" w:cs="Arial"/>
+        </w:rPr>
+        <w:t>квалификацию пользователя.</w:t>
       </w:r>
     </w:p>
     <w:p>
       <w:pPr>
         <w:numPr>
           <w:ilvl w:val="0"/>
-          <w:numId w:val="6"/>
-        </w:numPr>
-        <w:ind w:firstLine="709"/>
-        <w:jc w:val="both"/>
-        <w:rPr>
-          <w:rFonts w:ascii="Arial" w:hAnsi="Arial" w:cs="Arial"/>
-        </w:rPr>
-      </w:pPr>
-      <w:r>
-        <w:rPr>
-          <w:rFonts w:ascii="Arial" w:hAnsi="Arial" w:cs="Arial"/>
-        </w:rPr>
-        <w:t>В ранее созданных вами группах распределите функции управления.</w:t>
-      </w:r>
-    </w:p>
-    <w:p>
-      <w:pPr>
-        <w:numPr>
-          <w:ilvl w:val="0"/>
-          <w:numId w:val="6"/>
-        </w:numPr>
-        <w:ind w:firstLine="709"/>
-        <w:jc w:val="both"/>
-        <w:rPr>
-          <w:rFonts w:ascii="Arial" w:hAnsi="Arial" w:cs="Arial"/>
-        </w:rPr>
-      </w:pPr>
-      <w:r>
-        <w:rPr>
-          <w:rFonts w:ascii="Arial" w:hAnsi="Arial" w:cs="Arial"/>
-        </w:rPr>
-        <w:t>Определите ответственных и исполнителей управления.</w:t>
-      </w:r>
-    </w:p>
-    <w:p>
-      <w:pPr>
-        <w:numPr>
-          <w:ilvl w:val="0"/>
-          <w:numId w:val="6"/>
-        </w:numPr>
-        <w:ind w:firstLine="709"/>
-        <w:jc w:val="both"/>
-        <w:rPr>
-          <w:rFonts w:ascii="Arial" w:hAnsi="Arial" w:cs="Arial"/>
-        </w:rPr>
-      </w:pPr>
-      <w:r>
-        <w:rPr>
-          <w:rFonts w:ascii="Arial" w:hAnsi="Arial" w:cs="Arial"/>
-        </w:rPr>
-        <w:t>Продумайте и опишите все процессы управления.</w:t>
-      </w:r>
-    </w:p>
-    <w:p>
-      <w:pPr>
-        <w:numPr>
-          <w:ilvl w:val="0"/>
-          <w:numId w:val="6"/>
-        </w:numPr>
-        <w:ind w:firstLine="709"/>
-        <w:jc w:val="both"/>
-        <w:rPr>
-          <w:rFonts w:ascii="Arial" w:hAnsi="Arial" w:cs="Arial"/>
-        </w:rPr>
-      </w:pPr>
-      <w:r>
-        <w:rPr>
-          <w:rFonts w:ascii="Arial" w:hAnsi="Arial" w:cs="Arial"/>
-        </w:rPr>
-        <w:t>Создайте отчёты о проделанной работе.</w:t>
-      </w:r>
-    </w:p>
-    <w:p>
-      <w:pPr>
-        <w:ind w:firstLine="709"/>
+          <w:numId w:val="11"/>
+        </w:numPr>
         <w:jc w:val="both"/>
         <w:rPr>
           <w:rFonts w:ascii="Arial" w:hAnsi="Arial" w:cs="Arial"/>
@@ -860,145 +693,22 @@
           <w:b/>
           <w:bCs/>
         </w:rPr>
-        <w:t>Контрольные вопросы:</w:t>
-      </w:r>
-    </w:p>
-    <w:p>
-      <w:pPr>
-        <w:numPr>
-          <w:ilvl w:val="0"/>
-          <w:numId w:val="7"/>
-        </w:numPr>
-        <w:ind w:firstLine="709"/>
-        <w:jc w:val="both"/>
-        <w:rPr>
-          <w:rFonts w:ascii="Arial" w:hAnsi="Arial" w:cs="Arial"/>
-        </w:rPr>
-      </w:pPr>
-      <w:r>
-        <w:rPr>
-          <w:rFonts w:ascii="Arial" w:hAnsi="Arial" w:cs="Arial"/>
-        </w:rPr>
-        <w:t>Что такое методологии внедрения?</w:t>
-      </w:r>
-    </w:p>
-    <w:p>
-      <w:pPr>
-        <w:numPr>
-          <w:ilvl w:val="0"/>
-          <w:numId w:val="7"/>
-        </w:numPr>
-        <w:ind w:firstLine="709"/>
-        <w:jc w:val="both"/>
-        <w:rPr>
-          <w:rFonts w:ascii="Arial" w:hAnsi="Arial" w:cs="Arial"/>
-        </w:rPr>
-      </w:pPr>
-      <w:r>
-        <w:rPr>
-          <w:rFonts w:ascii="Arial" w:hAnsi="Arial" w:cs="Arial"/>
-        </w:rPr>
-        <w:t>Назовите известные вам методологии управления.</w:t>
-      </w:r>
-    </w:p>
-    <w:p>
-      <w:pPr>
-        <w:numPr>
-          <w:ilvl w:val="0"/>
-          <w:numId w:val="7"/>
-        </w:numPr>
-        <w:ind w:firstLine="709"/>
-        <w:jc w:val="both"/>
-        <w:rPr>
-          <w:rFonts w:ascii="Arial" w:hAnsi="Arial" w:cs="Arial"/>
-        </w:rPr>
-      </w:pPr>
-      <w:r>
-        <w:rPr>
-          <w:rFonts w:ascii="Arial" w:hAnsi="Arial" w:cs="Arial"/>
-        </w:rPr>
-        <w:t>Что такое управление сроками проекта? Для чего оно нужно?</w:t>
-      </w:r>
-    </w:p>
-    <w:p>
-      <w:pPr>
-        <w:numPr>
-          <w:ilvl w:val="0"/>
-          <w:numId w:val="7"/>
-        </w:numPr>
-        <w:ind w:firstLine="709"/>
-        <w:jc w:val="both"/>
-        <w:rPr>
-          <w:rFonts w:ascii="Arial" w:hAnsi="Arial" w:cs="Arial"/>
-        </w:rPr>
-      </w:pPr>
-      <w:r>
-        <w:rPr>
-          <w:rFonts w:ascii="Arial" w:hAnsi="Arial" w:cs="Arial"/>
-        </w:rPr>
-        <w:t>Из каких процессов оно состоит?</w:t>
-      </w:r>
-    </w:p>
-    <w:p>
-      <w:pPr>
-        <w:numPr>
-          <w:ilvl w:val="0"/>
-          <w:numId w:val="7"/>
-        </w:numPr>
-        <w:ind w:firstLine="709"/>
-        <w:jc w:val="both"/>
-        <w:rPr>
-          <w:rFonts w:ascii="Arial" w:hAnsi="Arial" w:cs="Arial"/>
-        </w:rPr>
-      </w:pPr>
-      <w:r>
-        <w:rPr>
-          <w:rFonts w:ascii="Arial" w:hAnsi="Arial" w:cs="Arial"/>
-        </w:rPr>
-        <w:t>В чём заключается управление стоимостью?</w:t>
-      </w:r>
-    </w:p>
-    <w:p>
-      <w:pPr>
-        <w:numPr>
-          <w:ilvl w:val="0"/>
-          <w:numId w:val="7"/>
-        </w:numPr>
-        <w:ind w:firstLine="709"/>
-        <w:jc w:val="both"/>
-        <w:rPr>
-          <w:rFonts w:ascii="Arial" w:hAnsi="Arial" w:cs="Arial"/>
-        </w:rPr>
-      </w:pPr>
-      <w:r>
-        <w:rPr>
-          <w:rFonts w:ascii="Arial" w:hAnsi="Arial" w:cs="Arial"/>
-        </w:rPr>
-        <w:t>Из каких процессов оно состоит?</w:t>
-      </w:r>
-    </w:p>
-    <w:p>
-      <w:pPr>
-        <w:numPr>
-          <w:ilvl w:val="0"/>
-          <w:numId w:val="7"/>
-        </w:numPr>
-        <w:ind w:firstLine="709"/>
-        <w:jc w:val="both"/>
-        <w:rPr>
-          <w:rFonts w:ascii="Arial" w:hAnsi="Arial" w:cs="Arial"/>
-        </w:rPr>
-      </w:pPr>
-      <w:r>
-        <w:rPr>
-          <w:rFonts w:ascii="Arial" w:hAnsi="Arial" w:cs="Arial"/>
-        </w:rPr>
-        <w:t>В чём заключается управление рисками?</w:t>
-      </w:r>
-    </w:p>
-    <w:p>
-      <w:pPr>
-        <w:ind w:firstLine="709"/>
+        <w:t>Разработайте детализированный сценарий</w:t>
+      </w:r>
+      <w:r>
+        <w:rPr>
+          <w:rFonts w:ascii="Arial" w:hAnsi="Arial" w:cs="Arial"/>
+        </w:rPr>
+        <w:br/>
+        <w:t>Включите в него:</w:t>
+      </w:r>
+    </w:p>
+    <w:p>
+      <w:pPr>
+        <w:numPr>
+          <w:ilvl w:val="1"/>
+          <w:numId w:val="11"/>
+        </w:numPr>
         <w:jc w:val="both"/>
         <w:rPr>
           <w:rFonts w:ascii="Arial" w:hAnsi="Arial" w:cs="Arial"/>
@@ -1010,91 +720,333 @@
           <w:b/>
           <w:bCs/>
         </w:rPr>
-        <w:t>Форма отчёта:</w:t>
-      </w:r>
-    </w:p>
-    <w:p>
-      <w:pPr>
-        <w:numPr>
-          <w:ilvl w:val="0"/>
-          <w:numId w:val="8"/>
-        </w:numPr>
-        <w:ind w:firstLine="709"/>
-        <w:jc w:val="both"/>
-        <w:rPr>
-          <w:rFonts w:ascii="Arial" w:hAnsi="Arial" w:cs="Arial"/>
-        </w:rPr>
-      </w:pPr>
-      <w:r>
-        <w:rPr>
-          <w:rFonts w:ascii="Arial" w:hAnsi="Arial" w:cs="Arial"/>
-        </w:rPr>
-        <w:t>конспект с отчётом о проделанной работе;</w:t>
-      </w:r>
-    </w:p>
-    <w:p>
-      <w:pPr>
-        <w:numPr>
-          <w:ilvl w:val="0"/>
-          <w:numId w:val="8"/>
-        </w:numPr>
-        <w:ind w:firstLine="709"/>
-        <w:jc w:val="both"/>
-        <w:rPr>
-          <w:rFonts w:ascii="Arial" w:hAnsi="Arial" w:cs="Arial"/>
-        </w:rPr>
-      </w:pPr>
-      <w:r>
-        <w:rPr>
-          <w:rFonts w:ascii="Arial" w:hAnsi="Arial" w:cs="Arial"/>
-        </w:rPr>
-        <w:t>ответы на вопросы.</w:t>
-      </w:r>
-    </w:p>
-    <w:p>
-      <w:pPr>
-        <w:rPr>
-          <w:rFonts w:ascii="Arial" w:hAnsi="Arial" w:cs="Arial"/>
-          <w:sz w:val="28"/>
-          <w:szCs w:val="28"/>
-        </w:rPr>
-      </w:pPr>
-      <w:r>
-        <w:rPr>
-          <w:rFonts w:ascii="Arial" w:hAnsi="Arial" w:cs="Arial"/>
-        </w:rPr>
-        <w:br w:type="page"/>
-      </w:r>
+        <w:t>Подготовительный этап</w:t>
+      </w:r>
+      <w:r>
+        <w:rPr>
+          <w:rFonts w:ascii="Arial" w:hAnsi="Arial" w:cs="Arial"/>
+        </w:rPr>
+        <w:t>:</w:t>
+      </w:r>
+    </w:p>
+    <w:p>
+      <w:pPr>
+        <w:numPr>
+          <w:ilvl w:val="2"/>
+          <w:numId w:val="11"/>
+        </w:numPr>
+        <w:jc w:val="both"/>
+        <w:rPr>
+          <w:rFonts w:ascii="Arial" w:hAnsi="Arial" w:cs="Arial"/>
+        </w:rPr>
+      </w:pPr>
+      <w:r>
+        <w:rPr>
+          <w:rFonts w:ascii="Arial" w:hAnsi="Arial" w:cs="Arial"/>
+        </w:rPr>
+        <w:t>проверка системных требований (аппаратные и программные);</w:t>
+      </w:r>
+    </w:p>
+    <w:p>
+      <w:pPr>
+        <w:numPr>
+          <w:ilvl w:val="2"/>
+          <w:numId w:val="11"/>
+        </w:numPr>
+        <w:jc w:val="both"/>
+        <w:rPr>
+          <w:rFonts w:ascii="Arial" w:hAnsi="Arial" w:cs="Arial"/>
+        </w:rPr>
+      </w:pPr>
+      <w:r>
+        <w:rPr>
+          <w:rFonts w:ascii="Arial" w:hAnsi="Arial" w:cs="Arial"/>
+        </w:rPr>
+        <w:t>создание резервных копий данных;</w:t>
+      </w:r>
+    </w:p>
+    <w:p>
+      <w:pPr>
+        <w:numPr>
+          <w:ilvl w:val="2"/>
+          <w:numId w:val="11"/>
+        </w:numPr>
+        <w:jc w:val="both"/>
+        <w:rPr>
+          <w:rFonts w:ascii="Arial" w:hAnsi="Arial" w:cs="Arial"/>
+        </w:rPr>
+      </w:pPr>
+      <w:r>
+        <w:rPr>
+          <w:rFonts w:ascii="Arial" w:hAnsi="Arial" w:cs="Arial"/>
+        </w:rPr>
+        <w:t>подготовка учётных записей пользователей.</w:t>
+      </w:r>
+    </w:p>
+    <w:p>
+      <w:pPr>
+        <w:numPr>
+          <w:ilvl w:val="1"/>
+          <w:numId w:val="11"/>
+        </w:numPr>
+        <w:jc w:val="both"/>
+        <w:rPr>
+          <w:rFonts w:ascii="Arial" w:hAnsi="Arial" w:cs="Arial"/>
+        </w:rPr>
+      </w:pPr>
       <w:r>
         <w:rPr>
           <w:rFonts w:ascii="Arial" w:hAnsi="Arial" w:cs="Arial"/>
           <w:b/>
           <w:bCs/>
-          <w:sz w:val="28"/>
-          <w:szCs w:val="28"/>
-        </w:rPr>
-        <w:t>Лабораторная</w:t>
-      </w:r>
+        </w:rPr>
+        <w:t>Этап установки</w:t>
+      </w:r>
+      <w:r>
+        <w:rPr>
+          <w:rFonts w:ascii="Arial" w:hAnsi="Arial" w:cs="Arial"/>
+        </w:rPr>
+        <w:t>:</w:t>
+      </w:r>
+    </w:p>
+    <w:p>
+      <w:pPr>
+        <w:numPr>
+          <w:ilvl w:val="2"/>
+          <w:numId w:val="11"/>
+        </w:numPr>
+        <w:jc w:val="both"/>
+        <w:rPr>
+          <w:rFonts w:ascii="Arial" w:hAnsi="Arial" w:cs="Arial"/>
+        </w:rPr>
+      </w:pPr>
+      <w:r>
+        <w:rPr>
+          <w:rFonts w:ascii="Arial" w:hAnsi="Arial" w:cs="Arial"/>
+        </w:rPr>
+        <w:t>порядок инсталляции ПО (автоматический/ручной);</w:t>
+      </w:r>
+    </w:p>
+    <w:p>
+      <w:pPr>
+        <w:numPr>
+          <w:ilvl w:val="2"/>
+          <w:numId w:val="11"/>
+        </w:numPr>
+        <w:jc w:val="both"/>
+        <w:rPr>
+          <w:rFonts w:ascii="Arial" w:hAnsi="Arial" w:cs="Arial"/>
+        </w:rPr>
+      </w:pPr>
+      <w:r>
+        <w:rPr>
+          <w:rFonts w:ascii="Arial" w:hAnsi="Arial" w:cs="Arial"/>
+        </w:rPr>
+        <w:t>настройка параметров подключения к сетям и серверам;</w:t>
+      </w:r>
+    </w:p>
+    <w:p>
+      <w:pPr>
+        <w:numPr>
+          <w:ilvl w:val="2"/>
+          <w:numId w:val="11"/>
+        </w:numPr>
+        <w:jc w:val="both"/>
+        <w:rPr>
+          <w:rFonts w:ascii="Arial" w:hAnsi="Arial" w:cs="Arial"/>
+        </w:rPr>
+      </w:pPr>
+      <w:r>
+        <w:rPr>
+          <w:rFonts w:ascii="Arial" w:hAnsi="Arial" w:cs="Arial"/>
+        </w:rPr>
+        <w:t>интеграция с существующими системами (если требуется).</w:t>
+      </w:r>
+    </w:p>
+    <w:p>
+      <w:pPr>
+        <w:numPr>
+          <w:ilvl w:val="1"/>
+          <w:numId w:val="11"/>
+        </w:numPr>
+        <w:jc w:val="both"/>
+        <w:rPr>
+          <w:rFonts w:ascii="Arial" w:hAnsi="Arial" w:cs="Arial"/>
+        </w:rPr>
+      </w:pPr>
       <w:r>
         <w:rPr>
           <w:rFonts w:ascii="Arial" w:hAnsi="Arial" w:cs="Arial"/>
           <w:b/>
           <w:bCs/>
-          <w:sz w:val="28"/>
-          <w:szCs w:val="28"/>
-        </w:rPr>
-        <w:t xml:space="preserve"> работа № 1. «Разработка сценария внедрения программного продукта для рабочего места»</w:t>
-      </w:r>
-    </w:p>
-    <w:p>
-      <w:pPr>
-        <w:ind w:firstLine="709"/>
-        <w:jc w:val="both"/>
+        </w:rPr>
+        <w:t>Этап тестирования</w:t>
+      </w:r>
+      <w:r>
+        <w:rPr>
+          <w:rFonts w:ascii="Arial" w:hAnsi="Arial" w:cs="Arial"/>
+        </w:rPr>
+        <w:t>:</w:t>
+      </w:r>
+    </w:p>
+    <w:p>
+      <w:pPr>
+        <w:numPr>
+          <w:ilvl w:val="2"/>
+          <w:numId w:val="11"/>
+        </w:numPr>
+        <w:jc w:val="both"/>
+        <w:rPr>
+          <w:rFonts w:ascii="Arial" w:hAnsi="Arial" w:cs="Arial"/>
+        </w:rPr>
+      </w:pPr>
+      <w:r>
+        <w:rPr>
+          <w:rFonts w:ascii="Arial" w:hAnsi="Arial" w:cs="Arial"/>
+        </w:rPr>
+        <w:t>проверка базовых функций ПО;</w:t>
+      </w:r>
+    </w:p>
+    <w:p>
+      <w:pPr>
+        <w:numPr>
+          <w:ilvl w:val="2"/>
+          <w:numId w:val="11"/>
+        </w:numPr>
+        <w:jc w:val="both"/>
+        <w:rPr>
+          <w:rFonts w:ascii="Arial" w:hAnsi="Arial" w:cs="Arial"/>
+        </w:rPr>
+      </w:pPr>
+      <w:r>
+        <w:rPr>
+          <w:rFonts w:ascii="Arial" w:hAnsi="Arial" w:cs="Arial"/>
+        </w:rPr>
+        <w:t>тестирование сценариев работы пользователя;</w:t>
+      </w:r>
+    </w:p>
+    <w:p>
+      <w:pPr>
+        <w:numPr>
+          <w:ilvl w:val="2"/>
+          <w:numId w:val="11"/>
+        </w:numPr>
+        <w:jc w:val="both"/>
+        <w:rPr>
+          <w:rFonts w:ascii="Arial" w:hAnsi="Arial" w:cs="Arial"/>
+        </w:rPr>
+      </w:pPr>
+      <w:r>
+        <w:rPr>
+          <w:rFonts w:ascii="Arial" w:hAnsi="Arial" w:cs="Arial"/>
+        </w:rPr>
+        <w:t>фиксация ошибок и способов их устранения.</w:t>
+      </w:r>
+    </w:p>
+    <w:p>
+      <w:pPr>
+        <w:numPr>
+          <w:ilvl w:val="1"/>
+          <w:numId w:val="11"/>
+        </w:numPr>
+        <w:jc w:val="both"/>
+        <w:rPr>
+          <w:rFonts w:ascii="Arial" w:hAnsi="Arial" w:cs="Arial"/>
+        </w:rPr>
+      </w:pPr>
+      <w:r>
         <w:rPr>
           <w:rFonts w:ascii="Arial" w:hAnsi="Arial" w:cs="Arial"/>
           <w:b/>
           <w:bCs/>
         </w:rPr>
+        <w:t>Этап ввода в эксплуатацию</w:t>
+      </w:r>
+      <w:r>
+        <w:rPr>
+          <w:rFonts w:ascii="Arial" w:hAnsi="Arial" w:cs="Arial"/>
+        </w:rPr>
+        <w:t>:</w:t>
+      </w:r>
+    </w:p>
+    <w:p>
+      <w:pPr>
+        <w:numPr>
+          <w:ilvl w:val="2"/>
+          <w:numId w:val="11"/>
+        </w:numPr>
+        <w:jc w:val="both"/>
+        <w:rPr>
+          <w:rFonts w:ascii="Arial" w:hAnsi="Arial" w:cs="Arial"/>
+        </w:rPr>
+      </w:pPr>
+      <w:r>
+        <w:rPr>
+          <w:rFonts w:ascii="Arial" w:hAnsi="Arial" w:cs="Arial"/>
+        </w:rPr>
+        <w:t>обучение пользователя (краткая инструкция или демонстрация);</w:t>
+      </w:r>
+    </w:p>
+    <w:p>
+      <w:pPr>
+        <w:numPr>
+          <w:ilvl w:val="2"/>
+          <w:numId w:val="11"/>
+        </w:numPr>
+        <w:jc w:val="both"/>
+        <w:rPr>
+          <w:rFonts w:ascii="Arial" w:hAnsi="Arial" w:cs="Arial"/>
+        </w:rPr>
+      </w:pPr>
+      <w:r>
+        <w:rPr>
+          <w:rFonts w:ascii="Arial" w:hAnsi="Arial" w:cs="Arial"/>
+        </w:rPr>
+        <w:t>передача документации;</w:t>
+      </w:r>
+    </w:p>
+    <w:p>
+      <w:pPr>
+        <w:numPr>
+          <w:ilvl w:val="2"/>
+          <w:numId w:val="11"/>
+        </w:numPr>
+        <w:jc w:val="both"/>
+        <w:rPr>
+          <w:rFonts w:ascii="Arial" w:hAnsi="Arial" w:cs="Arial"/>
+        </w:rPr>
+      </w:pPr>
+      <w:r>
+        <w:rPr>
+          <w:rFonts w:ascii="Arial" w:hAnsi="Arial" w:cs="Arial"/>
+        </w:rPr>
+        <w:t>оформление акта сдачи</w:t>
+      </w:r>
+      <w:r>
+        <w:rPr>
+          <w:rFonts w:ascii="Arial" w:hAnsi="Arial" w:cs="Arial"/>
+        </w:rPr>
+        <w:noBreakHyphen/>
+        <w:t>приёмки.</w:t>
+      </w:r>
+    </w:p>
+    <w:p>
+      <w:pPr>
+        <w:ind w:left="720"/>
+        <w:rPr>
+          <w:rFonts w:ascii="Arial" w:hAnsi="Arial" w:cs="Arial"/>
+        </w:rPr>
+      </w:pPr>
+    </w:p>
+    <w:p>
+      <w:pPr>
+        <w:numPr>
+          <w:ilvl w:val="0"/>
+          <w:numId w:val="11"/>
+        </w:numPr>
+        <w:rPr>
+          <w:rFonts w:ascii="Arial" w:hAnsi="Arial" w:cs="Arial"/>
+        </w:rPr>
       </w:pPr>
       <w:r>
         <w:rPr>
@@ -1102,119 +1054,139 @@
           <w:b/>
           <w:bCs/>
         </w:rPr>
-        <w:t>Цель работы</w:t>
-      </w:r>
-    </w:p>
-    <w:p>
-      <w:pPr>
-        <w:ind w:firstLine="709"/>
-        <w:jc w:val="both"/>
-        <w:rPr>
-          <w:rFonts w:ascii="Arial" w:hAnsi="Arial" w:cs="Arial"/>
-        </w:rPr>
-      </w:pPr>
-      <w:r>
-        <w:rPr>
-          <w:rFonts w:ascii="Arial" w:hAnsi="Arial" w:cs="Arial"/>
-        </w:rPr>
-        <w:t>Приобрести навыки разработки сценария внедрения программного продукта, учитывающего специфику рабочего места.</w:t>
-      </w:r>
-    </w:p>
-    <w:p>
-      <w:pPr>
-        <w:ind w:firstLine="709"/>
-        <w:jc w:val="both"/>
+        <w:lastRenderedPageBreak/>
+        <w:t>Оформите</w:t>
+      </w:r>
+      <w:r>
         <w:rPr>
           <w:rFonts w:ascii="Arial" w:hAnsi="Arial" w:cs="Arial"/>
           <w:b/>
           <w:bCs/>
         </w:rPr>
-      </w:pPr>
+        <w:t xml:space="preserve"> </w:t>
+      </w:r>
       <w:r>
         <w:rPr>
           <w:rFonts w:ascii="Arial" w:hAnsi="Arial" w:cs="Arial"/>
           <w:b/>
           <w:bCs/>
         </w:rPr>
-        <w:t>Необходимое оборудование и ПО</w:t>
-      </w:r>
-    </w:p>
-    <w:p>
-      <w:pPr>
-        <w:numPr>
-          <w:ilvl w:val="0"/>
-          <w:numId w:val="9"/>
-        </w:numPr>
-        <w:jc w:val="both"/>
-        <w:rPr>
-          <w:rFonts w:ascii="Arial" w:hAnsi="Arial" w:cs="Arial"/>
-        </w:rPr>
-      </w:pPr>
-      <w:r>
-        <w:rPr>
-          <w:rFonts w:ascii="Arial" w:hAnsi="Arial" w:cs="Arial"/>
-        </w:rPr>
-        <w:t>персональный компьютер;</w:t>
-      </w:r>
-    </w:p>
-    <w:p>
-      <w:pPr>
-        <w:numPr>
-          <w:ilvl w:val="0"/>
-          <w:numId w:val="9"/>
-        </w:numPr>
-        <w:jc w:val="both"/>
-        <w:rPr>
-          <w:rFonts w:ascii="Arial" w:hAnsi="Arial" w:cs="Arial"/>
-        </w:rPr>
-      </w:pPr>
-      <w:r>
-        <w:rPr>
-          <w:rFonts w:ascii="Arial" w:hAnsi="Arial" w:cs="Arial"/>
-        </w:rPr>
-        <w:t>операционная система Windows;</w:t>
-      </w:r>
-    </w:p>
-    <w:p>
-      <w:pPr>
-        <w:numPr>
-          <w:ilvl w:val="0"/>
-          <w:numId w:val="9"/>
-        </w:numPr>
-        <w:jc w:val="both"/>
-        <w:rPr>
-          <w:rFonts w:ascii="Arial" w:hAnsi="Arial" w:cs="Arial"/>
-        </w:rPr>
-      </w:pPr>
-      <w:r>
-        <w:rPr>
-          <w:rFonts w:ascii="Arial" w:hAnsi="Arial" w:cs="Arial"/>
-        </w:rPr>
-        <w:t>текстовый процессор MS Word;</w:t>
-      </w:r>
-    </w:p>
-    <w:p>
-      <w:pPr>
-        <w:numPr>
-          <w:ilvl w:val="0"/>
-          <w:numId w:val="9"/>
-        </w:numPr>
-        <w:jc w:val="both"/>
-        <w:rPr>
-          <w:rFonts w:ascii="Arial" w:hAnsi="Arial" w:cs="Arial"/>
-        </w:rPr>
-      </w:pPr>
-      <w:r>
-        <w:rPr>
-          <w:rFonts w:ascii="Arial" w:hAnsi="Arial" w:cs="Arial"/>
-        </w:rPr>
-        <w:t>методические рекомендации</w:t>
-      </w:r>
-      <w:r>
-        <w:rPr>
-          <w:rFonts w:ascii="Arial" w:hAnsi="Arial" w:cs="Arial"/>
-        </w:rPr>
-        <w:t xml:space="preserve"> и теоретические материалы.</w:t>
+        <w:t>отчёт</w:t>
+      </w:r>
+      <w:r>
+        <w:rPr>
+          <w:rFonts w:ascii="Arial" w:hAnsi="Arial" w:cs="Arial"/>
+        </w:rPr>
+        <w:br/>
+        <w:t>Структура отчёта:</w:t>
+      </w:r>
+    </w:p>
+    <w:p>
+      <w:pPr>
+        <w:numPr>
+          <w:ilvl w:val="1"/>
+          <w:numId w:val="11"/>
+        </w:numPr>
+        <w:jc w:val="both"/>
+        <w:rPr>
+          <w:rFonts w:ascii="Arial" w:hAnsi="Arial" w:cs="Arial"/>
+        </w:rPr>
+      </w:pPr>
+      <w:r>
+        <w:rPr>
+          <w:rFonts w:ascii="Arial" w:hAnsi="Arial" w:cs="Arial"/>
+        </w:rPr>
+        <w:t>титульный лист (по шаблону учебного заведения);</w:t>
+      </w:r>
+    </w:p>
+    <w:p>
+      <w:pPr>
+        <w:numPr>
+          <w:ilvl w:val="1"/>
+          <w:numId w:val="11"/>
+        </w:numPr>
+        <w:jc w:val="both"/>
+        <w:rPr>
+          <w:rFonts w:ascii="Arial" w:hAnsi="Arial" w:cs="Arial"/>
+        </w:rPr>
+      </w:pPr>
+      <w:r>
+        <w:rPr>
+          <w:rFonts w:ascii="Arial" w:hAnsi="Arial" w:cs="Arial"/>
+        </w:rPr>
+        <w:t>цель работы;</w:t>
+      </w:r>
+    </w:p>
+    <w:p>
+      <w:pPr>
+        <w:numPr>
+          <w:ilvl w:val="1"/>
+          <w:numId w:val="11"/>
+        </w:numPr>
+        <w:jc w:val="both"/>
+        <w:rPr>
+          <w:rFonts w:ascii="Arial" w:hAnsi="Arial" w:cs="Arial"/>
+        </w:rPr>
+      </w:pPr>
+      <w:r>
+        <w:rPr>
+          <w:rFonts w:ascii="Arial" w:hAnsi="Arial" w:cs="Arial"/>
+        </w:rPr>
+        <w:t>описание выбранного сценария и обоснование;</w:t>
+      </w:r>
+    </w:p>
+    <w:p>
+      <w:pPr>
+        <w:numPr>
+          <w:ilvl w:val="1"/>
+          <w:numId w:val="11"/>
+        </w:numPr>
+        <w:jc w:val="both"/>
+        <w:rPr>
+          <w:rFonts w:ascii="Arial" w:hAnsi="Arial" w:cs="Arial"/>
+        </w:rPr>
+      </w:pPr>
+      <w:r>
+        <w:rPr>
+          <w:rFonts w:ascii="Arial" w:hAnsi="Arial" w:cs="Arial"/>
+        </w:rPr>
+        <w:t>пошаговый план внедрения (табличная форма приветствуется);</w:t>
+      </w:r>
+    </w:p>
+    <w:p>
+      <w:pPr>
+        <w:numPr>
+          <w:ilvl w:val="1"/>
+          <w:numId w:val="11"/>
+        </w:numPr>
+        <w:jc w:val="both"/>
+        <w:rPr>
+          <w:rFonts w:ascii="Arial" w:hAnsi="Arial" w:cs="Arial"/>
+        </w:rPr>
+      </w:pPr>
+      <w:r>
+        <w:rPr>
+          <w:rFonts w:ascii="Arial" w:hAnsi="Arial" w:cs="Arial"/>
+        </w:rPr>
+        <w:t>список рисков и мер по их минимизации;</w:t>
+      </w:r>
+    </w:p>
+    <w:p>
+      <w:pPr>
+        <w:numPr>
+          <w:ilvl w:val="1"/>
+          <w:numId w:val="11"/>
+        </w:numPr>
+        <w:jc w:val="both"/>
+        <w:rPr>
+          <w:rFonts w:ascii="Arial" w:hAnsi="Arial" w:cs="Arial"/>
+        </w:rPr>
+      </w:pPr>
+      <w:r>
+        <w:rPr>
+          <w:rFonts w:ascii="Arial" w:hAnsi="Arial" w:cs="Arial"/>
+        </w:rPr>
+        <w:t>выводы (что удалось/не удалось, возможные улучшения).</w:t>
       </w:r>
     </w:p>
     <w:p>
@@ -1233,161 +1205,85 @@
           <w:b/>
           <w:bCs/>
         </w:rPr>
-        <w:t>Теоретические сведения</w:t>
+        <w:t>Форма отчёта</w:t>
+      </w:r>
+    </w:p>
+    <w:p>
+      <w:pPr>
+        <w:numPr>
+          <w:ilvl w:val="0"/>
+          <w:numId w:val="12"/>
+        </w:numPr>
+        <w:jc w:val="both"/>
+        <w:rPr>
+          <w:rFonts w:ascii="Arial" w:hAnsi="Arial" w:cs="Arial"/>
+        </w:rPr>
+      </w:pPr>
+      <w:r>
+        <w:rPr>
+          <w:rFonts w:ascii="Arial" w:hAnsi="Arial" w:cs="Arial"/>
+        </w:rPr>
+        <w:t>Письменный отчёт в MS Word (объём: 3–5 страниц).</w:t>
+      </w:r>
+    </w:p>
+    <w:p>
+      <w:pPr>
+        <w:numPr>
+          <w:ilvl w:val="0"/>
+          <w:numId w:val="12"/>
+        </w:numPr>
+        <w:jc w:val="both"/>
+        <w:rPr>
+          <w:rFonts w:ascii="Arial" w:hAnsi="Arial" w:cs="Arial"/>
+        </w:rPr>
+      </w:pPr>
+      <w:r>
+        <w:rPr>
+          <w:rFonts w:ascii="Arial" w:hAnsi="Arial" w:cs="Arial"/>
+        </w:rPr>
+        <w:t>Презентация сценария (по требованию преподавателя): 5–7 слайдов с ключевыми этапами.</w:t>
+      </w:r>
+    </w:p>
+    <w:p>
+      <w:pPr>
+        <w:numPr>
+          <w:ilvl w:val="0"/>
+          <w:numId w:val="12"/>
+        </w:numPr>
+        <w:jc w:val="both"/>
+        <w:rPr>
+          <w:rFonts w:ascii="Arial" w:hAnsi="Arial" w:cs="Arial"/>
+        </w:rPr>
+      </w:pPr>
+      <w:r>
+        <w:rPr>
+          <w:rFonts w:ascii="Arial" w:hAnsi="Arial" w:cs="Arial"/>
+        </w:rPr>
+        <w:t>Устный ответ на контрольные вопросы</w:t>
+      </w:r>
+      <w:r>
+        <w:rPr>
+          <w:rFonts w:ascii="Arial" w:hAnsi="Arial" w:cs="Arial"/>
+        </w:rPr>
+        <w:t xml:space="preserve"> (уточнить необходимость перед подготовкой)</w:t>
+      </w:r>
+      <w:r>
+        <w:rPr>
+          <w:rFonts w:ascii="Arial" w:hAnsi="Arial" w:cs="Arial"/>
+        </w:rPr>
+        <w:t>.</w:t>
       </w:r>
     </w:p>
     <w:p>
       <w:pPr>
         <w:ind w:firstLine="709"/>
         <w:jc w:val="both"/>
-        <w:rPr>
-          <w:rFonts w:ascii="Arial" w:hAnsi="Arial" w:cs="Arial"/>
-        </w:rPr>
-      </w:pPr>
-      <w:r>
         <w:rPr>
           <w:rFonts w:ascii="Arial" w:hAnsi="Arial" w:cs="Arial"/>
           <w:b/>
           <w:bCs/>
         </w:rPr>
-        <w:t>Сценарий внедрения</w:t>
-      </w:r>
-      <w:r>
-        <w:rPr>
-          <w:rFonts w:ascii="Arial" w:hAnsi="Arial" w:cs="Arial"/>
-        </w:rPr>
-        <w:t> — сводка задач по установке и настройке программного продукта. Он определяет порядок действий, ресурсы и условия для успешного развёртывания ПО на рабочем месте.</w:t>
-      </w:r>
-    </w:p>
-    <w:p>
-      <w:pPr>
-        <w:ind w:firstLine="709"/>
-        <w:jc w:val="both"/>
-        <w:rPr>
-          <w:rFonts w:ascii="Arial" w:hAnsi="Arial" w:cs="Arial"/>
-        </w:rPr>
-      </w:pPr>
-      <w:r>
-        <w:rPr>
-          <w:rFonts w:ascii="Arial" w:hAnsi="Arial" w:cs="Arial"/>
-        </w:rPr>
-        <w:t>Ключевые факторы, влияющие на сценарий:</w:t>
-      </w:r>
-    </w:p>
-    <w:p>
-      <w:pPr>
-        <w:numPr>
-          <w:ilvl w:val="0"/>
-          <w:numId w:val="10"/>
-        </w:numPr>
-        <w:jc w:val="both"/>
-        <w:rPr>
-          <w:rFonts w:ascii="Arial" w:hAnsi="Arial" w:cs="Arial"/>
-        </w:rPr>
-      </w:pPr>
-      <w:r>
-        <w:rPr>
-          <w:rFonts w:ascii="Arial" w:hAnsi="Arial" w:cs="Arial"/>
-        </w:rPr>
-        <w:t>готовность персонала к освоению нового ПО;</w:t>
-      </w:r>
-    </w:p>
-    <w:p>
-      <w:pPr>
-        <w:numPr>
-          <w:ilvl w:val="0"/>
-          <w:numId w:val="10"/>
-        </w:numPr>
-        <w:jc w:val="both"/>
-        <w:rPr>
-          <w:rFonts w:ascii="Arial" w:hAnsi="Arial" w:cs="Arial"/>
-        </w:rPr>
-      </w:pPr>
-      <w:r>
-        <w:rPr>
-          <w:rFonts w:ascii="Arial" w:hAnsi="Arial" w:cs="Arial"/>
-        </w:rPr>
-        <w:t>наличие требуемого аппаратного обеспечения;</w:t>
-      </w:r>
-    </w:p>
-    <w:p>
-      <w:pPr>
-        <w:numPr>
-          <w:ilvl w:val="0"/>
-          <w:numId w:val="10"/>
-        </w:numPr>
-        <w:jc w:val="both"/>
-        <w:rPr>
-          <w:rFonts w:ascii="Arial" w:hAnsi="Arial" w:cs="Arial"/>
-        </w:rPr>
-      </w:pPr>
-      <w:r>
-        <w:rPr>
-          <w:rFonts w:ascii="Arial" w:hAnsi="Arial" w:cs="Arial"/>
-        </w:rPr>
-        <w:t>особенности бизнес</w:t>
-      </w:r>
-      <w:r>
-        <w:rPr>
-          <w:rFonts w:ascii="Arial" w:hAnsi="Arial" w:cs="Arial"/>
-        </w:rPr>
-        <w:noBreakHyphen/>
-        <w:t>процессов;</w:t>
-      </w:r>
-    </w:p>
-    <w:p>
-      <w:pPr>
-        <w:numPr>
-          <w:ilvl w:val="0"/>
-          <w:numId w:val="10"/>
-        </w:numPr>
-        <w:jc w:val="both"/>
-        <w:rPr>
-          <w:rFonts w:ascii="Arial" w:hAnsi="Arial" w:cs="Arial"/>
-        </w:rPr>
-      </w:pPr>
-      <w:r>
-        <w:rPr>
-          <w:rFonts w:ascii="Arial" w:hAnsi="Arial" w:cs="Arial"/>
-        </w:rPr>
-        <w:t>масштаб внедрения;</w:t>
-      </w:r>
-    </w:p>
-    <w:p>
-      <w:pPr>
-        <w:numPr>
-          <w:ilvl w:val="0"/>
-          <w:numId w:val="10"/>
-        </w:numPr>
-        <w:jc w:val="both"/>
-        <w:rPr>
-          <w:rFonts w:ascii="Arial" w:hAnsi="Arial" w:cs="Arial"/>
-        </w:rPr>
-      </w:pPr>
-      <w:r>
-        <w:rPr>
-          <w:rFonts w:ascii="Arial" w:hAnsi="Arial" w:cs="Arial"/>
-        </w:rPr>
-        <w:t>состояние и резервные копии баз данных;</w:t>
-      </w:r>
-    </w:p>
-    <w:p>
-      <w:pPr>
-        <w:numPr>
-          <w:ilvl w:val="0"/>
-          <w:numId w:val="10"/>
-        </w:numPr>
-        <w:jc w:val="both"/>
-        <w:rPr>
-          <w:rFonts w:ascii="Arial" w:hAnsi="Arial" w:cs="Arial"/>
-        </w:rPr>
-      </w:pPr>
-      <w:r>
-        <w:rPr>
-          <w:rFonts w:ascii="Arial" w:hAnsi="Arial" w:cs="Arial"/>
-        </w:rPr>
-        <w:t>доступность каналов связи.</w:t>
-      </w:r>
+      </w:pPr>
     </w:p>
     <w:p>
       <w:pPr>
@@ -1405,93 +1301,160 @@
           <w:b/>
           <w:bCs/>
         </w:rPr>
-        <w:t>Ход работы</w:t>
+        <w:t>Контрольные вопросы</w:t>
       </w:r>
     </w:p>
     <w:p>
       <w:pPr>
         <w:numPr>
           <w:ilvl w:val="0"/>
-          <w:numId w:val="11"/>
-        </w:numPr>
-        <w:jc w:val="both"/>
-        <w:rPr>
-          <w:rFonts w:ascii="Arial" w:hAnsi="Arial" w:cs="Arial"/>
-        </w:rPr>
-      </w:pPr>
-      <w:r>
+          <w:numId w:val="13"/>
+        </w:numPr>
+        <w:jc w:val="both"/>
+        <w:rPr>
+          <w:rFonts w:ascii="Arial" w:hAnsi="Arial" w:cs="Arial"/>
+        </w:rPr>
+      </w:pPr>
+      <w:r>
+        <w:rPr>
+          <w:rFonts w:ascii="Arial" w:hAnsi="Arial" w:cs="Arial"/>
+        </w:rPr>
+        <w:t>Что такое сценарий внедрения ПО? Каковы его основные цели?</w:t>
+      </w:r>
+    </w:p>
+    <w:p>
+      <w:pPr>
+        <w:numPr>
+          <w:ilvl w:val="0"/>
+          <w:numId w:val="13"/>
+        </w:numPr>
+        <w:jc w:val="both"/>
+        <w:rPr>
+          <w:rFonts w:ascii="Arial" w:hAnsi="Arial" w:cs="Arial"/>
+        </w:rPr>
+      </w:pPr>
+      <w:r>
+        <w:rPr>
+          <w:rFonts w:ascii="Arial" w:hAnsi="Arial" w:cs="Arial"/>
+        </w:rPr>
+        <w:t>Перечислите и кратко опишите 4 базовых типа сценариев внедрения.</w:t>
+      </w:r>
+    </w:p>
+    <w:p>
+      <w:pPr>
+        <w:numPr>
+          <w:ilvl w:val="0"/>
+          <w:numId w:val="13"/>
+        </w:numPr>
+        <w:jc w:val="both"/>
+        <w:rPr>
+          <w:rFonts w:ascii="Arial" w:hAnsi="Arial" w:cs="Arial"/>
+        </w:rPr>
+      </w:pPr>
+      <w:r>
+        <w:rPr>
+          <w:rFonts w:ascii="Arial" w:hAnsi="Arial" w:cs="Arial"/>
+        </w:rPr>
+        <w:t>Какие факторы влияют на выбор сценария для конкретного рабочего места?</w:t>
+      </w:r>
+    </w:p>
+    <w:p>
+      <w:pPr>
+        <w:numPr>
+          <w:ilvl w:val="0"/>
+          <w:numId w:val="13"/>
+        </w:numPr>
+        <w:jc w:val="both"/>
+        <w:rPr>
+          <w:rFonts w:ascii="Arial" w:hAnsi="Arial" w:cs="Arial"/>
+        </w:rPr>
+      </w:pPr>
+      <w:r>
+        <w:rPr>
+          <w:rFonts w:ascii="Arial" w:hAnsi="Arial" w:cs="Arial"/>
+        </w:rPr>
+        <w:t>Каковы ключевые этапы подготовки к внедрению ПО?</w:t>
+      </w:r>
+    </w:p>
+    <w:p>
+      <w:pPr>
+        <w:numPr>
+          <w:ilvl w:val="0"/>
+          <w:numId w:val="13"/>
+        </w:numPr>
+        <w:jc w:val="both"/>
+        <w:rPr>
+          <w:rFonts w:ascii="Arial" w:hAnsi="Arial" w:cs="Arial"/>
+        </w:rPr>
+      </w:pPr>
+      <w:r>
+        <w:rPr>
+          <w:rFonts w:ascii="Arial" w:hAnsi="Arial" w:cs="Arial"/>
+        </w:rPr>
+        <w:t>Почему важно создавать резервные копии данных перед внедрением?</w:t>
+      </w:r>
+    </w:p>
+    <w:p>
+      <w:pPr>
+        <w:numPr>
+          <w:ilvl w:val="0"/>
+          <w:numId w:val="13"/>
+        </w:numPr>
+        <w:jc w:val="both"/>
+        <w:rPr>
+          <w:rFonts w:ascii="Arial" w:hAnsi="Arial" w:cs="Arial"/>
+        </w:rPr>
+      </w:pPr>
+      <w:r>
+        <w:rPr>
+          <w:rFonts w:ascii="Arial" w:hAnsi="Arial" w:cs="Arial"/>
+        </w:rPr>
+        <w:t>Как проверить работоспособность ПО после установки?</w:t>
+      </w:r>
+    </w:p>
+    <w:p>
+      <w:pPr>
+        <w:numPr>
+          <w:ilvl w:val="0"/>
+          <w:numId w:val="13"/>
+        </w:numPr>
+        <w:jc w:val="both"/>
+        <w:rPr>
+          <w:rFonts w:ascii="Arial" w:hAnsi="Arial" w:cs="Arial"/>
+        </w:rPr>
+      </w:pPr>
+      <w:r>
+        <w:rPr>
+          <w:rFonts w:ascii="Arial" w:hAnsi="Arial" w:cs="Arial"/>
+        </w:rPr>
+        <w:t>Что входит в этап ввода ПО в эксплуатацию?</w:t>
+      </w:r>
+    </w:p>
+    <w:p>
+      <w:pPr>
+        <w:numPr>
+          <w:ilvl w:val="0"/>
+          <w:numId w:val="13"/>
+        </w:numPr>
+        <w:jc w:val="both"/>
+        <w:rPr>
+          <w:rFonts w:ascii="Arial" w:hAnsi="Arial" w:cs="Arial"/>
+        </w:rPr>
+      </w:pPr>
+      <w:r>
+        <w:rPr>
+          <w:rFonts w:ascii="Arial" w:hAnsi="Arial" w:cs="Arial"/>
+        </w:rPr>
+        <w:t>Какие риски могут возникнуть при внедрении ПО и как их минимизировать?</w:t>
+      </w:r>
+    </w:p>
+    <w:p>
+      <w:pPr>
         <w:rPr>
           <w:rFonts w:ascii="Arial" w:hAnsi="Arial" w:cs="Arial"/>
           <w:b/>
           <w:bCs/>
         </w:rPr>
-        <w:t>Получите задание от преподавателя</w:t>
-      </w:r>
-    </w:p>
-    <w:p>
-      <w:pPr>
-        <w:numPr>
-          <w:ilvl w:val="1"/>
-          <w:numId w:val="11"/>
-        </w:numPr>
-        <w:jc w:val="both"/>
-        <w:rPr>
-          <w:rFonts w:ascii="Arial" w:hAnsi="Arial" w:cs="Arial"/>
-        </w:rPr>
-      </w:pPr>
-      <w:r>
-        <w:rPr>
-          <w:rFonts w:ascii="Arial" w:hAnsi="Arial" w:cs="Arial"/>
-        </w:rPr>
-        <w:t>уточните название программного продукта;</w:t>
-      </w:r>
-    </w:p>
-    <w:p>
-      <w:pPr>
-        <w:numPr>
-          <w:ilvl w:val="1"/>
-          <w:numId w:val="11"/>
-        </w:numPr>
-        <w:jc w:val="both"/>
-        <w:rPr>
-          <w:rFonts w:ascii="Arial" w:hAnsi="Arial" w:cs="Arial"/>
-        </w:rPr>
-      </w:pPr>
-      <w:r>
-        <w:rPr>
-          <w:rFonts w:ascii="Arial" w:hAnsi="Arial" w:cs="Arial"/>
-        </w:rPr>
-        <w:t>определите предметную область (например, бухгалтерия, кадровый учёт, складская логистика);</w:t>
-      </w:r>
-    </w:p>
-    <w:p>
-      <w:pPr>
-        <w:numPr>
-          <w:ilvl w:val="1"/>
-          <w:numId w:val="11"/>
-        </w:numPr>
-        <w:jc w:val="both"/>
-        <w:rPr>
-          <w:rFonts w:ascii="Arial" w:hAnsi="Arial" w:cs="Arial"/>
-        </w:rPr>
-      </w:pPr>
-      <w:r>
-        <w:rPr>
-          <w:rFonts w:ascii="Arial" w:hAnsi="Arial" w:cs="Arial"/>
-        </w:rPr>
-        <w:t>зафиксируйте целевое рабочее место (должность пользователя, его задачи).</w:t>
-      </w:r>
-    </w:p>
-    <w:p>
-      <w:pPr>
-        <w:numPr>
-          <w:ilvl w:val="0"/>
-          <w:numId w:val="11"/>
-        </w:numPr>
-        <w:jc w:val="both"/>
-        <w:rPr>
-          <w:rFonts w:ascii="Arial" w:hAnsi="Arial" w:cs="Arial"/>
-        </w:rPr>
       </w:pPr>
       <w:r>
         <w:rPr>
@@ -1499,52 +1462,18 @@
           <w:b/>
           <w:bCs/>
         </w:rPr>
-        <w:t>Изучите возможные типы сценариев внедрения</w:t>
-      </w:r>
-      <w:r>
-        <w:rPr>
-          <w:rFonts w:ascii="Arial" w:hAnsi="Arial" w:cs="Arial"/>
-        </w:rPr>
-        <w:br/>
-        <w:t>Примеры базовых сценариев:</w:t>
-      </w:r>
-    </w:p>
-    <w:p>
-      <w:pPr>
-        <w:numPr>
-          <w:ilvl w:val="1"/>
-          <w:numId w:val="11"/>
-        </w:numPr>
-        <w:jc w:val="both"/>
-        <w:rPr>
-          <w:rFonts w:ascii="Arial" w:hAnsi="Arial" w:cs="Arial"/>
-        </w:rPr>
-      </w:pPr>
-      <w:r>
+        <w:br w:type="page"/>
+      </w:r>
+    </w:p>
+    <w:p>
+      <w:pPr>
+        <w:ind w:firstLine="709"/>
+        <w:jc w:val="both"/>
         <w:rPr>
           <w:rFonts w:ascii="Arial" w:hAnsi="Arial" w:cs="Arial"/>
           <w:b/>
           <w:bCs/>
         </w:rPr>
-        <w:t>Автоматическое конфигурирование промежуточного ПО</w:t>
-      </w:r>
-      <w:r>
-        <w:rPr>
-          <w:rFonts w:ascii="Arial" w:hAnsi="Arial" w:cs="Arial"/>
-        </w:rPr>
-        <w:t> — полная автоматизация установки и настройки.</w:t>
-      </w:r>
-    </w:p>
-    <w:p>
-      <w:pPr>
-        <w:numPr>
-          <w:ilvl w:val="1"/>
-          <w:numId w:val="11"/>
-        </w:numPr>
-        <w:jc w:val="both"/>
-        <w:rPr>
-          <w:rFonts w:ascii="Arial" w:hAnsi="Arial" w:cs="Arial"/>
-        </w:rPr>
       </w:pPr>
       <w:r>
         <w:rPr>
@@ -1553,989 +1482,6 @@
           <w:bCs/>
         </w:rPr>
         <w:lastRenderedPageBreak/>
-        <w:t>Автоматическое внедрение с существующим ПО</w:t>
-      </w:r>
-      <w:r>
-        <w:rPr>
-          <w:rFonts w:ascii="Arial" w:hAnsi="Arial" w:cs="Arial"/>
-        </w:rPr>
-        <w:t> — использование уже установленных компонентов (например, базы данных).</w:t>
-      </w:r>
-    </w:p>
-    <w:p>
-      <w:pPr>
-        <w:numPr>
-          <w:ilvl w:val="1"/>
-          <w:numId w:val="11"/>
-        </w:numPr>
-        <w:jc w:val="both"/>
-        <w:rPr>
-          <w:rFonts w:ascii="Arial" w:hAnsi="Arial" w:cs="Arial"/>
-        </w:rPr>
-      </w:pPr>
-      <w:r>
-        <w:rPr>
-          <w:rFonts w:ascii="Arial" w:hAnsi="Arial" w:cs="Arial"/>
-          <w:b/>
-          <w:bCs/>
-        </w:rPr>
-        <w:t>Ручное внедрение с существующим ПО</w:t>
-      </w:r>
-      <w:r>
-        <w:rPr>
-          <w:rFonts w:ascii="Arial" w:hAnsi="Arial" w:cs="Arial"/>
-        </w:rPr>
-        <w:t> — ручная настройка на базе имеющихся ресурсов.</w:t>
-      </w:r>
-    </w:p>
-    <w:p>
-      <w:pPr>
-        <w:numPr>
-          <w:ilvl w:val="1"/>
-          <w:numId w:val="11"/>
-        </w:numPr>
-        <w:jc w:val="both"/>
-        <w:rPr>
-          <w:rFonts w:ascii="Arial" w:hAnsi="Arial" w:cs="Arial"/>
-        </w:rPr>
-      </w:pPr>
-      <w:r>
-        <w:rPr>
-          <w:rFonts w:ascii="Arial" w:hAnsi="Arial" w:cs="Arial"/>
-          <w:b/>
-          <w:bCs/>
-        </w:rPr>
-        <w:t xml:space="preserve">Автоматическое внедрение в </w:t>
-      </w:r>
-      <w:proofErr w:type="spellStart"/>
-      <w:r>
-        <w:rPr>
-          <w:rFonts w:ascii="Arial" w:hAnsi="Arial" w:cs="Arial"/>
-          <w:b/>
-          <w:bCs/>
-        </w:rPr>
-        <w:t>кластеризованной</w:t>
-      </w:r>
-      <w:proofErr w:type="spellEnd"/>
-      <w:r>
-        <w:rPr>
-          <w:rFonts w:ascii="Arial" w:hAnsi="Arial" w:cs="Arial"/>
-          <w:b/>
-          <w:bCs/>
-        </w:rPr>
-        <w:t xml:space="preserve"> среде</w:t>
-      </w:r>
-      <w:r>
-        <w:rPr>
-          <w:rFonts w:ascii="Arial" w:hAnsi="Arial" w:cs="Arial"/>
-        </w:rPr>
-        <w:t> — развёртывание в распределённой инфраструктуре.</w:t>
-      </w:r>
-    </w:p>
-    <w:p>
-      <w:pPr>
-        <w:numPr>
-          <w:ilvl w:val="0"/>
-          <w:numId w:val="11"/>
-        </w:numPr>
-        <w:jc w:val="both"/>
-        <w:rPr>
-          <w:rFonts w:ascii="Arial" w:hAnsi="Arial" w:cs="Arial"/>
-        </w:rPr>
-      </w:pPr>
-      <w:r>
-        <w:rPr>
-          <w:rFonts w:ascii="Arial" w:hAnsi="Arial" w:cs="Arial"/>
-          <w:b/>
-          <w:bCs/>
-        </w:rPr>
-        <w:t>Выберите оптимальный сценарий для вашего задания</w:t>
-      </w:r>
-      <w:r>
-        <w:rPr>
-          <w:rFonts w:ascii="Arial" w:hAnsi="Arial" w:cs="Arial"/>
-        </w:rPr>
-        <w:br/>
-        <w:t>Обоснуйте выбор, учитывая:</w:t>
-      </w:r>
-    </w:p>
-    <w:p>
-      <w:pPr>
-        <w:numPr>
-          <w:ilvl w:val="1"/>
-          <w:numId w:val="11"/>
-        </w:numPr>
-        <w:jc w:val="both"/>
-        <w:rPr>
-          <w:rFonts w:ascii="Arial" w:hAnsi="Arial" w:cs="Arial"/>
-        </w:rPr>
-      </w:pPr>
-      <w:r>
-        <w:rPr>
-          <w:rFonts w:ascii="Arial" w:hAnsi="Arial" w:cs="Arial"/>
-        </w:rPr>
-        <w:t>требования к безопасности и доступности данных;</w:t>
-      </w:r>
-    </w:p>
-    <w:p>
-      <w:pPr>
-        <w:numPr>
-          <w:ilvl w:val="1"/>
-          <w:numId w:val="11"/>
-        </w:numPr>
-        <w:jc w:val="both"/>
-        <w:rPr>
-          <w:rFonts w:ascii="Arial" w:hAnsi="Arial" w:cs="Arial"/>
-        </w:rPr>
-      </w:pPr>
-      <w:r>
-        <w:rPr>
-          <w:rFonts w:ascii="Arial" w:hAnsi="Arial" w:cs="Arial"/>
-        </w:rPr>
-        <w:t>совместимость с текущим ПО и оборудованием;</w:t>
-      </w:r>
-    </w:p>
-    <w:p>
-      <w:pPr>
-        <w:numPr>
-          <w:ilvl w:val="1"/>
-          <w:numId w:val="11"/>
-        </w:numPr>
-        <w:jc w:val="both"/>
-        <w:rPr>
-          <w:rFonts w:ascii="Arial" w:hAnsi="Arial" w:cs="Arial"/>
-        </w:rPr>
-      </w:pPr>
-      <w:r>
-        <w:rPr>
-          <w:rFonts w:ascii="Arial" w:hAnsi="Arial" w:cs="Arial"/>
-        </w:rPr>
-        <w:t>сроки внедрения;</w:t>
-      </w:r>
-    </w:p>
-    <w:p>
-      <w:pPr>
-        <w:numPr>
-          <w:ilvl w:val="1"/>
-          <w:numId w:val="11"/>
-        </w:numPr>
-        <w:jc w:val="both"/>
-        <w:rPr>
-          <w:rFonts w:ascii="Arial" w:hAnsi="Arial" w:cs="Arial"/>
-        </w:rPr>
-      </w:pPr>
-      <w:r>
-        <w:rPr>
-          <w:rFonts w:ascii="Arial" w:hAnsi="Arial" w:cs="Arial"/>
-        </w:rPr>
-        <w:t>квалификацию пользователя.</w:t>
-      </w:r>
-    </w:p>
-    <w:p>
-      <w:pPr>
-        <w:numPr>
-          <w:ilvl w:val="0"/>
-          <w:numId w:val="11"/>
-        </w:numPr>
-        <w:jc w:val="both"/>
-        <w:rPr>
-          <w:rFonts w:ascii="Arial" w:hAnsi="Arial" w:cs="Arial"/>
-        </w:rPr>
-      </w:pPr>
-      <w:r>
-        <w:rPr>
-          <w:rFonts w:ascii="Arial" w:hAnsi="Arial" w:cs="Arial"/>
-          <w:b/>
-          <w:bCs/>
-        </w:rPr>
-        <w:t>Разработайте детализированный сценарий</w:t>
-      </w:r>
-      <w:r>
-        <w:rPr>
-          <w:rFonts w:ascii="Arial" w:hAnsi="Arial" w:cs="Arial"/>
-        </w:rPr>
-        <w:br/>
-        <w:t>Включите в него:</w:t>
-      </w:r>
-    </w:p>
-    <w:p>
-      <w:pPr>
-        <w:numPr>
-          <w:ilvl w:val="1"/>
-          <w:numId w:val="11"/>
-        </w:numPr>
-        <w:jc w:val="both"/>
-        <w:rPr>
-          <w:rFonts w:ascii="Arial" w:hAnsi="Arial" w:cs="Arial"/>
-        </w:rPr>
-      </w:pPr>
-      <w:r>
-        <w:rPr>
-          <w:rFonts w:ascii="Arial" w:hAnsi="Arial" w:cs="Arial"/>
-          <w:b/>
-          <w:bCs/>
-        </w:rPr>
-        <w:t>Подготовительный этап</w:t>
-      </w:r>
-      <w:r>
-        <w:rPr>
-          <w:rFonts w:ascii="Arial" w:hAnsi="Arial" w:cs="Arial"/>
-        </w:rPr>
-        <w:t>:</w:t>
-      </w:r>
-    </w:p>
-    <w:p>
-      <w:pPr>
-        <w:numPr>
-          <w:ilvl w:val="2"/>
-          <w:numId w:val="11"/>
-        </w:numPr>
-        <w:jc w:val="both"/>
-        <w:rPr>
-          <w:rFonts w:ascii="Arial" w:hAnsi="Arial" w:cs="Arial"/>
-        </w:rPr>
-      </w:pPr>
-      <w:r>
-        <w:rPr>
-          <w:rFonts w:ascii="Arial" w:hAnsi="Arial" w:cs="Arial"/>
-        </w:rPr>
-        <w:t>проверка системных требований (аппаратные и программные);</w:t>
-      </w:r>
-    </w:p>
-    <w:p>
-      <w:pPr>
-        <w:numPr>
-          <w:ilvl w:val="2"/>
-          <w:numId w:val="11"/>
-        </w:numPr>
-        <w:jc w:val="both"/>
-        <w:rPr>
-          <w:rFonts w:ascii="Arial" w:hAnsi="Arial" w:cs="Arial"/>
-        </w:rPr>
-      </w:pPr>
-      <w:r>
-        <w:rPr>
-          <w:rFonts w:ascii="Arial" w:hAnsi="Arial" w:cs="Arial"/>
-        </w:rPr>
-        <w:t>создание резервных копий данных;</w:t>
-      </w:r>
-    </w:p>
-    <w:p>
-      <w:pPr>
-        <w:numPr>
-          <w:ilvl w:val="2"/>
-          <w:numId w:val="11"/>
-        </w:numPr>
-        <w:jc w:val="both"/>
-        <w:rPr>
-          <w:rFonts w:ascii="Arial" w:hAnsi="Arial" w:cs="Arial"/>
-        </w:rPr>
-      </w:pPr>
-      <w:r>
-        <w:rPr>
-          <w:rFonts w:ascii="Arial" w:hAnsi="Arial" w:cs="Arial"/>
-        </w:rPr>
-        <w:t>подготовка учётных записей пользователей.</w:t>
-      </w:r>
-    </w:p>
-    <w:p>
-      <w:pPr>
-        <w:numPr>
-          <w:ilvl w:val="1"/>
-          <w:numId w:val="11"/>
-        </w:numPr>
-        <w:jc w:val="both"/>
-        <w:rPr>
-          <w:rFonts w:ascii="Arial" w:hAnsi="Arial" w:cs="Arial"/>
-        </w:rPr>
-      </w:pPr>
-      <w:r>
-        <w:rPr>
-          <w:rFonts w:ascii="Arial" w:hAnsi="Arial" w:cs="Arial"/>
-          <w:b/>
-          <w:bCs/>
-        </w:rPr>
-        <w:t>Этап установки</w:t>
-      </w:r>
-      <w:r>
-        <w:rPr>
-          <w:rFonts w:ascii="Arial" w:hAnsi="Arial" w:cs="Arial"/>
-        </w:rPr>
-        <w:t>:</w:t>
-      </w:r>
-    </w:p>
-    <w:p>
-      <w:pPr>
-        <w:numPr>
-          <w:ilvl w:val="2"/>
-          <w:numId w:val="11"/>
-        </w:numPr>
-        <w:jc w:val="both"/>
-        <w:rPr>
-          <w:rFonts w:ascii="Arial" w:hAnsi="Arial" w:cs="Arial"/>
-        </w:rPr>
-      </w:pPr>
-      <w:r>
-        <w:rPr>
-          <w:rFonts w:ascii="Arial" w:hAnsi="Arial" w:cs="Arial"/>
-        </w:rPr>
-        <w:t>порядок инсталляции ПО (автоматический/ручной);</w:t>
-      </w:r>
-    </w:p>
-    <w:p>
-      <w:pPr>
-        <w:numPr>
-          <w:ilvl w:val="2"/>
-          <w:numId w:val="11"/>
-        </w:numPr>
-        <w:jc w:val="both"/>
-        <w:rPr>
-          <w:rFonts w:ascii="Arial" w:hAnsi="Arial" w:cs="Arial"/>
-        </w:rPr>
-      </w:pPr>
-      <w:r>
-        <w:rPr>
-          <w:rFonts w:ascii="Arial" w:hAnsi="Arial" w:cs="Arial"/>
-        </w:rPr>
-        <w:t>настройка параметров подключения к сетям и серверам;</w:t>
-      </w:r>
-    </w:p>
-    <w:p>
-      <w:pPr>
-        <w:numPr>
-          <w:ilvl w:val="2"/>
-          <w:numId w:val="11"/>
-        </w:numPr>
-        <w:jc w:val="both"/>
-        <w:rPr>
-          <w:rFonts w:ascii="Arial" w:hAnsi="Arial" w:cs="Arial"/>
-        </w:rPr>
-      </w:pPr>
-      <w:r>
-        <w:rPr>
-          <w:rFonts w:ascii="Arial" w:hAnsi="Arial" w:cs="Arial"/>
-        </w:rPr>
-        <w:t>интеграция с существующими системами (если требуется).</w:t>
-      </w:r>
-    </w:p>
-    <w:p>
-      <w:pPr>
-        <w:numPr>
-          <w:ilvl w:val="1"/>
-          <w:numId w:val="11"/>
-        </w:numPr>
-        <w:jc w:val="both"/>
-        <w:rPr>
-          <w:rFonts w:ascii="Arial" w:hAnsi="Arial" w:cs="Arial"/>
-        </w:rPr>
-      </w:pPr>
-      <w:r>
-        <w:rPr>
-          <w:rFonts w:ascii="Arial" w:hAnsi="Arial" w:cs="Arial"/>
-          <w:b/>
-          <w:bCs/>
-        </w:rPr>
-        <w:t>Этап тестирования</w:t>
-      </w:r>
-      <w:r>
-        <w:rPr>
-          <w:rFonts w:ascii="Arial" w:hAnsi="Arial" w:cs="Arial"/>
-        </w:rPr>
-        <w:t>:</w:t>
-      </w:r>
-    </w:p>
-    <w:p>
-      <w:pPr>
-        <w:numPr>
-          <w:ilvl w:val="2"/>
-          <w:numId w:val="11"/>
-        </w:numPr>
-        <w:jc w:val="both"/>
-        <w:rPr>
-          <w:rFonts w:ascii="Arial" w:hAnsi="Arial" w:cs="Arial"/>
-        </w:rPr>
-      </w:pPr>
-      <w:r>
-        <w:rPr>
-          <w:rFonts w:ascii="Arial" w:hAnsi="Arial" w:cs="Arial"/>
-        </w:rPr>
-        <w:t>проверка базовых функций ПО;</w:t>
-      </w:r>
-    </w:p>
-    <w:p>
-      <w:pPr>
-        <w:numPr>
-          <w:ilvl w:val="2"/>
-          <w:numId w:val="11"/>
-        </w:numPr>
-        <w:jc w:val="both"/>
-        <w:rPr>
-          <w:rFonts w:ascii="Arial" w:hAnsi="Arial" w:cs="Arial"/>
-        </w:rPr>
-      </w:pPr>
-      <w:r>
-        <w:rPr>
-          <w:rFonts w:ascii="Arial" w:hAnsi="Arial" w:cs="Arial"/>
-        </w:rPr>
-        <w:t>тестирование сценариев работы пользователя;</w:t>
-      </w:r>
-    </w:p>
-    <w:p>
-      <w:pPr>
-        <w:numPr>
-          <w:ilvl w:val="2"/>
-          <w:numId w:val="11"/>
-        </w:numPr>
-        <w:jc w:val="both"/>
-        <w:rPr>
-          <w:rFonts w:ascii="Arial" w:hAnsi="Arial" w:cs="Arial"/>
-        </w:rPr>
-      </w:pPr>
-      <w:r>
-        <w:rPr>
-          <w:rFonts w:ascii="Arial" w:hAnsi="Arial" w:cs="Arial"/>
-        </w:rPr>
-        <w:t>фиксация ошибок и способов их устранения.</w:t>
-      </w:r>
-    </w:p>
-    <w:p>
-      <w:pPr>
-        <w:numPr>
-          <w:ilvl w:val="1"/>
-          <w:numId w:val="11"/>
-        </w:numPr>
-        <w:jc w:val="both"/>
-        <w:rPr>
-          <w:rFonts w:ascii="Arial" w:hAnsi="Arial" w:cs="Arial"/>
-        </w:rPr>
-      </w:pPr>
-      <w:r>
-        <w:rPr>
-          <w:rFonts w:ascii="Arial" w:hAnsi="Arial" w:cs="Arial"/>
-          <w:b/>
-          <w:bCs/>
-        </w:rPr>
-        <w:t>Этап ввода в эксплуатацию</w:t>
-      </w:r>
-      <w:r>
-        <w:rPr>
-          <w:rFonts w:ascii="Arial" w:hAnsi="Arial" w:cs="Arial"/>
-        </w:rPr>
-        <w:t>:</w:t>
-      </w:r>
-    </w:p>
-    <w:p>
-      <w:pPr>
-        <w:numPr>
-          <w:ilvl w:val="2"/>
-          <w:numId w:val="11"/>
-        </w:numPr>
-        <w:jc w:val="both"/>
-        <w:rPr>
-          <w:rFonts w:ascii="Arial" w:hAnsi="Arial" w:cs="Arial"/>
-        </w:rPr>
-      </w:pPr>
-      <w:r>
-        <w:rPr>
-          <w:rFonts w:ascii="Arial" w:hAnsi="Arial" w:cs="Arial"/>
-        </w:rPr>
-        <w:t>обучение пользователя (краткая инструкция или демонстрация);</w:t>
-      </w:r>
-    </w:p>
-    <w:p>
-      <w:pPr>
-        <w:numPr>
-          <w:ilvl w:val="2"/>
-          <w:numId w:val="11"/>
-        </w:numPr>
-        <w:jc w:val="both"/>
-        <w:rPr>
-          <w:rFonts w:ascii="Arial" w:hAnsi="Arial" w:cs="Arial"/>
-        </w:rPr>
-      </w:pPr>
-      <w:r>
-        <w:rPr>
-          <w:rFonts w:ascii="Arial" w:hAnsi="Arial" w:cs="Arial"/>
-        </w:rPr>
-        <w:t>передача документации;</w:t>
-      </w:r>
-    </w:p>
-    <w:p>
-      <w:pPr>
-        <w:numPr>
-          <w:ilvl w:val="2"/>
-          <w:numId w:val="11"/>
-        </w:numPr>
-        <w:jc w:val="both"/>
-        <w:rPr>
-          <w:rFonts w:ascii="Arial" w:hAnsi="Arial" w:cs="Arial"/>
-        </w:rPr>
-      </w:pPr>
-      <w:r>
-        <w:rPr>
-          <w:rFonts w:ascii="Arial" w:hAnsi="Arial" w:cs="Arial"/>
-        </w:rPr>
-        <w:t>оформление акта сдачи</w:t>
-      </w:r>
-      <w:r>
-        <w:rPr>
-          <w:rFonts w:ascii="Arial" w:hAnsi="Arial" w:cs="Arial"/>
-        </w:rPr>
-        <w:noBreakHyphen/>
-        <w:t>приёмки.</w:t>
-      </w:r>
-    </w:p>
-    <w:p>
-      <w:pPr>
-        <w:ind w:left="720"/>
-        <w:rPr>
-          <w:rFonts w:ascii="Arial" w:hAnsi="Arial" w:cs="Arial"/>
-        </w:rPr>
-      </w:pPr>
-    </w:p>
-    <w:p>
-      <w:pPr>
-        <w:numPr>
-          <w:ilvl w:val="0"/>
-          <w:numId w:val="11"/>
-        </w:numPr>
-        <w:rPr>
-          <w:rFonts w:ascii="Arial" w:hAnsi="Arial" w:cs="Arial"/>
-        </w:rPr>
-      </w:pPr>
-      <w:r>
-        <w:rPr>
-          <w:rFonts w:ascii="Arial" w:hAnsi="Arial" w:cs="Arial"/>
-          <w:b/>
-          <w:bCs/>
-        </w:rPr>
-        <w:t>Оформите</w:t>
-      </w:r>
-      <w:r>
-        <w:rPr>
-          <w:rFonts w:ascii="Arial" w:hAnsi="Arial" w:cs="Arial"/>
-          <w:b/>
-          <w:bCs/>
-        </w:rPr>
-        <w:t xml:space="preserve"> </w:t>
-      </w:r>
-      <w:r>
-        <w:rPr>
-          <w:rFonts w:ascii="Arial" w:hAnsi="Arial" w:cs="Arial"/>
-          <w:b/>
-          <w:bCs/>
-        </w:rPr>
-        <w:t>отчёт</w:t>
-      </w:r>
-      <w:r>
-        <w:rPr>
-          <w:rFonts w:ascii="Arial" w:hAnsi="Arial" w:cs="Arial"/>
-        </w:rPr>
-        <w:br/>
-        <w:t>Структура отчёта:</w:t>
-      </w:r>
-    </w:p>
-    <w:p>
-      <w:pPr>
-        <w:numPr>
-          <w:ilvl w:val="1"/>
-          <w:numId w:val="11"/>
-        </w:numPr>
-        <w:jc w:val="both"/>
-        <w:rPr>
-          <w:rFonts w:ascii="Arial" w:hAnsi="Arial" w:cs="Arial"/>
-        </w:rPr>
-      </w:pPr>
-      <w:r>
-        <w:rPr>
-          <w:rFonts w:ascii="Arial" w:hAnsi="Arial" w:cs="Arial"/>
-        </w:rPr>
-        <w:lastRenderedPageBreak/>
-        <w:t>титульный лист (по шаблону учебного заведения);</w:t>
-      </w:r>
-    </w:p>
-    <w:p>
-      <w:pPr>
-        <w:numPr>
-          <w:ilvl w:val="1"/>
-          <w:numId w:val="11"/>
-        </w:numPr>
-        <w:jc w:val="both"/>
-        <w:rPr>
-          <w:rFonts w:ascii="Arial" w:hAnsi="Arial" w:cs="Arial"/>
-        </w:rPr>
-      </w:pPr>
-      <w:r>
-        <w:rPr>
-          <w:rFonts w:ascii="Arial" w:hAnsi="Arial" w:cs="Arial"/>
-        </w:rPr>
-        <w:t>цель работы;</w:t>
-      </w:r>
-    </w:p>
-    <w:p>
-      <w:pPr>
-        <w:numPr>
-          <w:ilvl w:val="1"/>
-          <w:numId w:val="11"/>
-        </w:numPr>
-        <w:jc w:val="both"/>
-        <w:rPr>
-          <w:rFonts w:ascii="Arial" w:hAnsi="Arial" w:cs="Arial"/>
-        </w:rPr>
-      </w:pPr>
-      <w:r>
-        <w:rPr>
-          <w:rFonts w:ascii="Arial" w:hAnsi="Arial" w:cs="Arial"/>
-        </w:rPr>
-        <w:t>описание выбранного сценария и обоснование;</w:t>
-      </w:r>
-    </w:p>
-    <w:p>
-      <w:pPr>
-        <w:numPr>
-          <w:ilvl w:val="1"/>
-          <w:numId w:val="11"/>
-        </w:numPr>
-        <w:jc w:val="both"/>
-        <w:rPr>
-          <w:rFonts w:ascii="Arial" w:hAnsi="Arial" w:cs="Arial"/>
-        </w:rPr>
-      </w:pPr>
-      <w:r>
-        <w:rPr>
-          <w:rFonts w:ascii="Arial" w:hAnsi="Arial" w:cs="Arial"/>
-        </w:rPr>
-        <w:t>пошаговый план внедрения (табличная форма приветствуется);</w:t>
-      </w:r>
-    </w:p>
-    <w:p>
-      <w:pPr>
-        <w:numPr>
-          <w:ilvl w:val="1"/>
-          <w:numId w:val="11"/>
-        </w:numPr>
-        <w:jc w:val="both"/>
-        <w:rPr>
-          <w:rFonts w:ascii="Arial" w:hAnsi="Arial" w:cs="Arial"/>
-        </w:rPr>
-      </w:pPr>
-      <w:r>
-        <w:rPr>
-          <w:rFonts w:ascii="Arial" w:hAnsi="Arial" w:cs="Arial"/>
-        </w:rPr>
-        <w:t>список рисков и мер по их минимизации;</w:t>
-      </w:r>
-    </w:p>
-    <w:p>
-      <w:pPr>
-        <w:numPr>
-          <w:ilvl w:val="1"/>
-          <w:numId w:val="11"/>
-        </w:numPr>
-        <w:jc w:val="both"/>
-        <w:rPr>
-          <w:rFonts w:ascii="Arial" w:hAnsi="Arial" w:cs="Arial"/>
-        </w:rPr>
-      </w:pPr>
-      <w:r>
-        <w:rPr>
-          <w:rFonts w:ascii="Arial" w:hAnsi="Arial" w:cs="Arial"/>
-        </w:rPr>
-        <w:t>выводы (что удалось/не удалось, возможные улучшения).</w:t>
-      </w:r>
-    </w:p>
-    <w:p>
-      <w:pPr>
-        <w:ind w:firstLine="709"/>
-        <w:jc w:val="both"/>
-        <w:rPr>
-          <w:rFonts w:ascii="Arial" w:hAnsi="Arial" w:cs="Arial"/>
-          <w:b/>
-          <w:bCs/>
-        </w:rPr>
-      </w:pPr>
-      <w:r>
-        <w:rPr>
-          <w:rFonts w:ascii="Arial" w:hAnsi="Arial" w:cs="Arial"/>
-          <w:b/>
-          <w:bCs/>
-        </w:rPr>
-        <w:t>Форма отчёта</w:t>
-      </w:r>
-    </w:p>
-    <w:p>
-      <w:pPr>
-        <w:numPr>
-          <w:ilvl w:val="0"/>
-          <w:numId w:val="12"/>
-        </w:numPr>
-        <w:jc w:val="both"/>
-        <w:rPr>
-          <w:rFonts w:ascii="Arial" w:hAnsi="Arial" w:cs="Arial"/>
-        </w:rPr>
-      </w:pPr>
-      <w:r>
-        <w:rPr>
-          <w:rFonts w:ascii="Arial" w:hAnsi="Arial" w:cs="Arial"/>
-        </w:rPr>
-        <w:t>Письменный отчёт в MS Word (объём: 3–5 страниц).</w:t>
-      </w:r>
-    </w:p>
-    <w:p>
-      <w:pPr>
-        <w:numPr>
-          <w:ilvl w:val="0"/>
-          <w:numId w:val="12"/>
-        </w:numPr>
-        <w:jc w:val="both"/>
-        <w:rPr>
-          <w:rFonts w:ascii="Arial" w:hAnsi="Arial" w:cs="Arial"/>
-        </w:rPr>
-      </w:pPr>
-      <w:r>
-        <w:rPr>
-          <w:rFonts w:ascii="Arial" w:hAnsi="Arial" w:cs="Arial"/>
-        </w:rPr>
-        <w:t>Презентация сценария (по требованию преподавателя): 5–7 слайдов с ключевыми этапами.</w:t>
-      </w:r>
-    </w:p>
-    <w:p>
-      <w:pPr>
-        <w:numPr>
-          <w:ilvl w:val="0"/>
-          <w:numId w:val="12"/>
-        </w:numPr>
-        <w:jc w:val="both"/>
-        <w:rPr>
-          <w:rFonts w:ascii="Arial" w:hAnsi="Arial" w:cs="Arial"/>
-        </w:rPr>
-      </w:pPr>
-      <w:r>
-        <w:rPr>
-          <w:rFonts w:ascii="Arial" w:hAnsi="Arial" w:cs="Arial"/>
-        </w:rPr>
-        <w:t>Устный ответ на контрольные вопросы</w:t>
-      </w:r>
-      <w:r>
-        <w:rPr>
-          <w:rFonts w:ascii="Arial" w:hAnsi="Arial" w:cs="Arial"/>
-        </w:rPr>
-        <w:t xml:space="preserve"> (уточнить необходимость перед подготовкой)</w:t>
-      </w:r>
-      <w:r>
-        <w:rPr>
-          <w:rFonts w:ascii="Arial" w:hAnsi="Arial" w:cs="Arial"/>
-        </w:rPr>
-        <w:t>.</w:t>
-      </w:r>
-    </w:p>
-    <w:p>
-      <w:pPr>
-        <w:ind w:firstLine="709"/>
-        <w:jc w:val="both"/>
-        <w:rPr>
-          <w:rFonts w:ascii="Arial" w:hAnsi="Arial" w:cs="Arial"/>
-          <w:b/>
-          <w:bCs/>
-        </w:rPr>
-      </w:pPr>
-    </w:p>
-    <w:p>
-      <w:pPr>
-        <w:ind w:firstLine="709"/>
-        <w:jc w:val="both"/>
-        <w:rPr>
-          <w:rFonts w:ascii="Arial" w:hAnsi="Arial" w:cs="Arial"/>
-          <w:b/>
-          <w:bCs/>
-        </w:rPr>
-      </w:pPr>
-      <w:r>
-        <w:rPr>
-          <w:rFonts w:ascii="Arial" w:hAnsi="Arial" w:cs="Arial"/>
-          <w:b/>
-          <w:bCs/>
-        </w:rPr>
-        <w:t>Контрольные вопросы</w:t>
-      </w:r>
-    </w:p>
-    <w:p>
-      <w:pPr>
-        <w:numPr>
-          <w:ilvl w:val="0"/>
-          <w:numId w:val="13"/>
-        </w:numPr>
-        <w:jc w:val="both"/>
-        <w:rPr>
-          <w:rFonts w:ascii="Arial" w:hAnsi="Arial" w:cs="Arial"/>
-        </w:rPr>
-      </w:pPr>
-      <w:r>
-        <w:rPr>
-          <w:rFonts w:ascii="Arial" w:hAnsi="Arial" w:cs="Arial"/>
-        </w:rPr>
-        <w:t>Что такое сценарий внедрения ПО? Каковы его основные цели?</w:t>
-      </w:r>
-    </w:p>
-    <w:p>
-      <w:pPr>
-        <w:numPr>
-          <w:ilvl w:val="0"/>
-          <w:numId w:val="13"/>
-        </w:numPr>
-        <w:jc w:val="both"/>
-        <w:rPr>
-          <w:rFonts w:ascii="Arial" w:hAnsi="Arial" w:cs="Arial"/>
-        </w:rPr>
-      </w:pPr>
-      <w:r>
-        <w:rPr>
-          <w:rFonts w:ascii="Arial" w:hAnsi="Arial" w:cs="Arial"/>
-        </w:rPr>
-        <w:t>Перечислите и кратко опишите 4 базовых типа сценариев внедрения.</w:t>
-      </w:r>
-    </w:p>
-    <w:p>
-      <w:pPr>
-        <w:numPr>
-          <w:ilvl w:val="0"/>
-          <w:numId w:val="13"/>
-        </w:numPr>
-        <w:jc w:val="both"/>
-        <w:rPr>
-          <w:rFonts w:ascii="Arial" w:hAnsi="Arial" w:cs="Arial"/>
-        </w:rPr>
-      </w:pPr>
-      <w:r>
-        <w:rPr>
-          <w:rFonts w:ascii="Arial" w:hAnsi="Arial" w:cs="Arial"/>
-        </w:rPr>
-        <w:t>Какие факторы влияют на выбор сценария для конкретного рабочего места?</w:t>
-      </w:r>
-    </w:p>
-    <w:p>
-      <w:pPr>
-        <w:numPr>
-          <w:ilvl w:val="0"/>
-          <w:numId w:val="13"/>
-        </w:numPr>
-        <w:jc w:val="both"/>
-        <w:rPr>
-          <w:rFonts w:ascii="Arial" w:hAnsi="Arial" w:cs="Arial"/>
-        </w:rPr>
-      </w:pPr>
-      <w:r>
-        <w:rPr>
-          <w:rFonts w:ascii="Arial" w:hAnsi="Arial" w:cs="Arial"/>
-        </w:rPr>
-        <w:t>Каковы ключевые этапы подготовки к внедрению ПО?</w:t>
-      </w:r>
-    </w:p>
-    <w:p>
-      <w:pPr>
-        <w:numPr>
-          <w:ilvl w:val="0"/>
-          <w:numId w:val="13"/>
-        </w:numPr>
-        <w:jc w:val="both"/>
-        <w:rPr>
-          <w:rFonts w:ascii="Arial" w:hAnsi="Arial" w:cs="Arial"/>
-        </w:rPr>
-      </w:pPr>
-      <w:r>
-        <w:rPr>
-          <w:rFonts w:ascii="Arial" w:hAnsi="Arial" w:cs="Arial"/>
-        </w:rPr>
-        <w:t>Почему важно создавать резервные копии данных перед внедрением?</w:t>
-      </w:r>
-    </w:p>
-    <w:p>
-      <w:pPr>
-        <w:numPr>
-          <w:ilvl w:val="0"/>
-          <w:numId w:val="13"/>
-        </w:numPr>
-        <w:jc w:val="both"/>
-        <w:rPr>
-          <w:rFonts w:ascii="Arial" w:hAnsi="Arial" w:cs="Arial"/>
-        </w:rPr>
-      </w:pPr>
-      <w:r>
-        <w:rPr>
-          <w:rFonts w:ascii="Arial" w:hAnsi="Arial" w:cs="Arial"/>
-        </w:rPr>
-        <w:t>Как проверить работоспособность ПО после установки?</w:t>
-      </w:r>
-    </w:p>
-    <w:p>
-      <w:pPr>
-        <w:numPr>
-          <w:ilvl w:val="0"/>
-          <w:numId w:val="13"/>
-        </w:numPr>
-        <w:jc w:val="both"/>
-        <w:rPr>
-          <w:rFonts w:ascii="Arial" w:hAnsi="Arial" w:cs="Arial"/>
-        </w:rPr>
-      </w:pPr>
-      <w:r>
-        <w:rPr>
-          <w:rFonts w:ascii="Arial" w:hAnsi="Arial" w:cs="Arial"/>
-        </w:rPr>
-        <w:t>Что входит в этап ввода ПО в эксплуатацию?</w:t>
-      </w:r>
-    </w:p>
-    <w:p>
-      <w:pPr>
-        <w:numPr>
-          <w:ilvl w:val="0"/>
-          <w:numId w:val="13"/>
-        </w:numPr>
-        <w:jc w:val="both"/>
-        <w:rPr>
-          <w:rFonts w:ascii="Arial" w:hAnsi="Arial" w:cs="Arial"/>
-        </w:rPr>
-      </w:pPr>
-      <w:r>
-        <w:rPr>
-          <w:rFonts w:ascii="Arial" w:hAnsi="Arial" w:cs="Arial"/>
-        </w:rPr>
-        <w:t>Какие риски могут возникнуть при внедрении ПО и как их минимизировать?</w:t>
-      </w:r>
-    </w:p>
-    <w:p>
-      <w:pPr>
-        <w:rPr>
-          <w:rFonts w:ascii="Arial" w:hAnsi="Arial" w:cs="Arial"/>
-          <w:b/>
-          <w:bCs/>
-        </w:rPr>
-      </w:pPr>
-      <w:r>
-        <w:rPr>
-          <w:rFonts w:ascii="Arial" w:hAnsi="Arial" w:cs="Arial"/>
-          <w:b/>
-          <w:bCs/>
-        </w:rPr>
-        <w:br w:type="page"/>
-      </w:r>
-    </w:p>
-    <w:p>
-      <w:pPr>
-        <w:ind w:firstLine="709"/>
-        <w:jc w:val="both"/>
-        <w:rPr>
-          <w:rFonts w:ascii="Arial" w:hAnsi="Arial" w:cs="Arial"/>
-          <w:b/>
-          <w:bCs/>
-        </w:rPr>
-      </w:pPr>
-      <w:r>
-        <w:rPr>
-          <w:rFonts w:ascii="Arial" w:hAnsi="Arial" w:cs="Arial"/>
-          <w:b/>
-          <w:bCs/>
-        </w:rPr>
         <w:t>Критерии оценки</w:t>
       </w:r>
     </w:p>
@@ -5182,6 +4128,7 @@
   <w:style w:type="character" w:default="1" w:styleId="a0">
     <w:name w:val="Default Paragraph Font"/>
     <w:uiPriority w:val="1"/>
+    <w:semiHidden/>
     <w:unhideWhenUsed/>
   </w:style>
   <w:style w:type="table" w:default="1" w:styleId="a1">
